--- a/ressources/templates/pv_soutenance.docx
+++ b/ressources/templates/pv_soutenance.docx
@@ -80,7 +80,7 @@
                           </pic:cNvPicPr>
                         </pic:nvPicPr>
                         <pic:blipFill>
-                          <a:blip r:embed="rId4">
+                          <a:blip r:embed="rId6">
                             <a:extLst>
                               <a:ext uri="{28A0092B-C50C-407E-A947-70E740481C1C}">
                                 <a14:useLocalDpi xmlns:a14="http://schemas.microsoft.com/office/drawing/2010/main" val="0"/>
@@ -243,1294 +243,6 @@
                       <pic:pic xmlns:pic="http://schemas.openxmlformats.org/drawingml/2006/picture">
                         <pic:nvPicPr>
                           <pic:cNvPr id="0" name="Picture 2" descr="logoufrmi2"/>
-                          <pic:cNvPicPr>
-                            <a:picLocks noChangeAspect="1" noChangeArrowheads="1"/>
-                          </pic:cNvPicPr>
-                        </pic:nvPicPr>
-                        <pic:blipFill>
-                          <a:blip r:embed="rId5" cstate="print">
-                            <a:extLst>
-                              <a:ext uri="{28A0092B-C50C-407E-A947-70E740481C1C}">
-                                <a14:useLocalDpi xmlns:a14="http://schemas.microsoft.com/office/drawing/2010/main" val="0"/>
-                              </a:ext>
-                            </a:extLst>
-                          </a:blip>
-                          <a:srcRect/>
-                          <a:stretch>
-                            <a:fillRect/>
-                          </a:stretch>
-                        </pic:blipFill>
-                        <pic:spPr bwMode="auto">
-                          <a:xfrm>
-                            <a:off x="0" y="0"/>
-                            <a:ext cx="1162050" cy="838200"/>
-                          </a:xfrm>
-                          <a:prstGeom prst="rect">
-                            <a:avLst/>
-                          </a:prstGeom>
-                          <a:noFill/>
-                          <a:ln>
-                            <a:noFill/>
-                          </a:ln>
-                        </pic:spPr>
-                      </pic:pic>
-                    </a:graphicData>
-                  </a:graphic>
-                </wp:inline>
-              </w:drawing>
-            </w:r>
-          </w:p>
-        </w:tc>
-      </w:tr>
-    </w:tbl>
-    <w:p>
-      <w:pPr>
-        <w:overflowPunct w:val="0"/>
-        <w:autoSpaceDE w:val="0"/>
-        <w:autoSpaceDN w:val="0"/>
-        <w:adjustRightInd w:val="0"/>
-        <w:spacing w:after="0" w:line="240" w:lineRule="auto"/>
-        <w:textAlignment w:val="baseline"/>
-        <w:rPr>
-          <w:rFonts w:eastAsia="Times New Roman"/>
-          <w:lang w:val="fr-FR"/>
-        </w:rPr>
-      </w:pPr>
-    </w:p>
-    <w:p>
-      <w:pPr>
-        <w:keepNext/>
-        <w:shd w:val="clear" w:color="auto" w:fill="3366FF"/>
-        <w:overflowPunct w:val="0"/>
-        <w:autoSpaceDE w:val="0"/>
-        <w:autoSpaceDN w:val="0"/>
-        <w:adjustRightInd w:val="0"/>
-        <w:spacing w:before="240" w:after="60" w:line="240" w:lineRule="auto"/>
-        <w:ind w:right="-108"/>
-        <w:jc w:val="center"/>
-        <w:textAlignment w:val="baseline"/>
-        <w:outlineLvl w:val="2"/>
-        <w:rPr>
-          <w:rFonts w:eastAsia="Times New Roman"/>
-          <w:b/>
-          <w:bCs/>
-          <w:color w:val="FFFFFF"/>
-          <w:sz w:val="24"/>
-          <w:szCs w:val="24"/>
-          <w:lang w:val="fr-FR"/>
-        </w:rPr>
-      </w:pPr>
-      <w:r>
-        <w:rPr>
-          <w:rFonts w:eastAsia="Times New Roman"/>
-          <w:b/>
-          <w:bCs/>
-          <w:color w:val="FFFFFF"/>
-          <w:sz w:val="24"/>
-          <w:szCs w:val="24"/>
-          <w:lang w:val="fr-FR"/>
-        </w:rPr>
-        <w:t>UFR de Mathématiques et Informatique Filières Professionnalisées MIAGE-GI</w:t>
-      </w:r>
-    </w:p>
-    <w:p>
-      <w:pPr>
-        <w:overflowPunct w:val="0"/>
-        <w:autoSpaceDE w:val="0"/>
-        <w:autoSpaceDN w:val="0"/>
-        <w:adjustRightInd w:val="0"/>
-        <w:spacing w:after="0" w:line="240" w:lineRule="auto"/>
-        <w:textAlignment w:val="baseline"/>
-        <w:rPr>
-          <w:rFonts w:eastAsia="Times New Roman"/>
-          <w:sz w:val="18"/>
-          <w:szCs w:val="18"/>
-          <w:lang w:val="fr-FR"/>
-        </w:rPr>
-      </w:pPr>
-    </w:p>
-    <w:p>
-      <w:pPr>
-        <w:keepNext/>
-        <w:spacing w:after="0" w:line="240" w:lineRule="auto"/>
-        <w:jc w:val="center"/>
-        <w:outlineLvl w:val="0"/>
-        <w:rPr>
-          <w:rFonts w:eastAsia="Times New Roman"/>
-          <w:b/>
-          <w:sz w:val="36"/>
-          <w:szCs w:val="24"/>
-          <w:lang w:val="fr-FR"/>
-        </w:rPr>
-      </w:pPr>
-      <w:r>
-        <w:rPr>
-          <w:rFonts w:eastAsia="Times New Roman"/>
-          <w:b/>
-          <w:sz w:val="36"/>
-          <w:szCs w:val="24"/>
-          <w:lang w:val="fr-FR"/>
-        </w:rPr>
-        <w:t>SOUTENANCE DE MEMOIRE</w:t>
-      </w:r>
-    </w:p>
-    <w:p>
-      <w:pPr>
-        <w:overflowPunct w:val="0"/>
-        <w:autoSpaceDE w:val="0"/>
-        <w:autoSpaceDN w:val="0"/>
-        <w:adjustRightInd w:val="0"/>
-        <w:spacing w:after="0" w:line="240" w:lineRule="auto"/>
-        <w:textAlignment w:val="baseline"/>
-        <w:rPr>
-          <w:rFonts w:eastAsia="Times New Roman"/>
-          <w:lang w:val="fr-FR"/>
-        </w:rPr>
-      </w:pPr>
-    </w:p>
-    <w:p>
-      <w:pPr>
-        <w:overflowPunct w:val="0"/>
-        <w:autoSpaceDE w:val="0"/>
-        <w:autoSpaceDN w:val="0"/>
-        <w:adjustRightInd w:val="0"/>
-        <w:spacing w:after="0" w:line="240" w:lineRule="auto"/>
-        <w:textAlignment w:val="baseline"/>
-        <w:rPr>
-          <w:rFonts w:eastAsia="Times New Roman"/>
-          <w:lang w:val="fr-FR"/>
-        </w:rPr>
-      </w:pPr>
-      <w:r>
-        <w:rPr>
-          <w:rFonts w:eastAsia="Times New Roman"/>
-          <w:lang w:val="fr-FR"/>
-        </w:rPr>
-        <w:t>NIVEAU : ${niveau}</w:t>
-      </w:r>
-      <w:r>
-        <w:rPr>
-          <w:rFonts w:eastAsia="Times New Roman"/>
-          <w:lang w:val="fr-FR"/>
-        </w:rPr>
-        <w:tab/>
-      </w:r>
-      <w:r>
-        <w:rPr>
-          <w:rFonts w:eastAsia="Times New Roman"/>
-          <w:lang w:val="fr-FR"/>
-        </w:rPr>
-        <w:tab/>
-      </w:r>
-      <w:r>
-        <w:rPr>
-          <w:rFonts w:eastAsia="Times New Roman"/>
-          <w:lang w:val="fr-FR"/>
-        </w:rPr>
-        <w:tab/>
-      </w:r>
-      <w:r>
-        <w:rPr>
-          <w:rFonts w:eastAsia="Times New Roman"/>
-          <w:lang w:val="fr-FR"/>
-        </w:rPr>
-        <w:tab/>
-      </w:r>
-      <w:r>
-        <w:rPr>
-          <w:rFonts w:eastAsia="Times New Roman"/>
-          <w:lang w:val="fr-FR"/>
-        </w:rPr>
-        <w:tab/>
-      </w:r>
-      <w:r>
-        <w:rPr>
-          <w:rFonts w:eastAsia="Times New Roman"/>
-          <w:lang w:val="fr-FR"/>
-        </w:rPr>
-        <w:tab/>
-        <w:t>CLASSE : ${promotion}</w:t>
-      </w:r>
-    </w:p>
-    <w:p>
-      <w:pPr>
-        <w:overflowPunct w:val="0"/>
-        <w:autoSpaceDE w:val="0"/>
-        <w:autoSpaceDN w:val="0"/>
-        <w:adjustRightInd w:val="0"/>
-        <w:spacing w:after="0" w:line="360" w:lineRule="auto"/>
-        <w:textAlignment w:val="baseline"/>
-        <w:rPr>
-          <w:rFonts w:eastAsia="Times New Roman"/>
-          <w:lang w:val="fr-FR"/>
-        </w:rPr>
-      </w:pPr>
-    </w:p>
-    <w:p>
-      <w:pPr>
-        <w:overflowPunct w:val="0"/>
-        <w:autoSpaceDE w:val="0"/>
-        <w:autoSpaceDN w:val="0"/>
-        <w:adjustRightInd w:val="0"/>
-        <w:spacing w:after="0" w:line="360" w:lineRule="auto"/>
-        <w:textAlignment w:val="baseline"/>
-        <w:rPr>
-          <w:rFonts w:eastAsia="Times New Roman"/>
-        </w:rPr>
-      </w:pPr>
-      <w:proofErr w:type="gramStart"/>
-      <w:r>
-        <w:rPr>
-          <w:rFonts w:eastAsia="Times New Roman"/>
-        </w:rPr>
-        <w:t>DATE :</w:t>
-      </w:r>
-      <w:proofErr w:type="gramEnd"/>
-      <w:r>
-        <w:rPr>
-          <w:rFonts w:eastAsia="Times New Roman"/>
-        </w:rPr>
-        <w:t xml:space="preserve"> ${</w:t>
-      </w:r>
-      <w:proofErr w:type="spellStart"/>
-      <w:r>
-        <w:rPr>
-          <w:rFonts w:eastAsia="Times New Roman"/>
-        </w:rPr>
-        <w:t>date_soutenance</w:t>
-      </w:r>
-      <w:proofErr w:type="spellEnd"/>
-      <w:r>
-        <w:rPr>
-          <w:rFonts w:eastAsia="Times New Roman"/>
-        </w:rPr>
-        <w:t>}</w:t>
-      </w:r>
-    </w:p>
-    <w:p>
-      <w:pPr>
-        <w:overflowPunct w:val="0"/>
-        <w:autoSpaceDE w:val="0"/>
-        <w:autoSpaceDN w:val="0"/>
-        <w:adjustRightInd w:val="0"/>
-        <w:spacing w:after="0" w:line="360" w:lineRule="auto"/>
-        <w:textAlignment w:val="baseline"/>
-        <w:rPr>
-          <w:rFonts w:eastAsia="Times New Roman"/>
-        </w:rPr>
-      </w:pPr>
-    </w:p>
-    <w:p>
-      <w:pPr>
-        <w:overflowPunct w:val="0"/>
-        <w:autoSpaceDE w:val="0"/>
-        <w:autoSpaceDN w:val="0"/>
-        <w:adjustRightInd w:val="0"/>
-        <w:spacing w:after="0" w:line="360" w:lineRule="auto"/>
-        <w:textAlignment w:val="baseline"/>
-        <w:rPr>
-          <w:rFonts w:eastAsia="Times New Roman"/>
-        </w:rPr>
-      </w:pPr>
-      <w:proofErr w:type="gramStart"/>
-      <w:r>
-        <w:rPr>
-          <w:rFonts w:eastAsia="Times New Roman"/>
-        </w:rPr>
-        <w:t>THEME :</w:t>
-      </w:r>
-      <w:proofErr w:type="gramEnd"/>
-      <w:r>
-        <w:rPr>
-          <w:rFonts w:eastAsia="Times New Roman"/>
-        </w:rPr>
-        <w:t xml:space="preserve"> ${theme}</w:t>
-      </w:r>
-    </w:p>
-    <w:p>
-      <w:pPr>
-        <w:overflowPunct w:val="0"/>
-        <w:autoSpaceDE w:val="0"/>
-        <w:autoSpaceDN w:val="0"/>
-        <w:adjustRightInd w:val="0"/>
-        <w:spacing w:after="0" w:line="360" w:lineRule="auto"/>
-        <w:textAlignment w:val="baseline"/>
-        <w:rPr>
-          <w:rFonts w:eastAsia="Times New Roman"/>
-        </w:rPr>
-      </w:pPr>
-    </w:p>
-    <w:p>
-      <w:pPr>
-        <w:overflowPunct w:val="0"/>
-        <w:autoSpaceDE w:val="0"/>
-        <w:autoSpaceDN w:val="0"/>
-        <w:adjustRightInd w:val="0"/>
-        <w:spacing w:after="0" w:line="360" w:lineRule="auto"/>
-        <w:textAlignment w:val="baseline"/>
-        <w:rPr>
-          <w:rFonts w:eastAsia="Times New Roman"/>
-          <w:lang w:val="fr-FR"/>
-        </w:rPr>
-      </w:pPr>
-      <w:r>
-        <w:rPr>
-          <w:rFonts w:eastAsia="Times New Roman"/>
-          <w:lang w:val="fr-FR"/>
-        </w:rPr>
-        <w:t>NOM ET PRENOMS DE L’IMPETRANT : ${</w:t>
-      </w:r>
-      <w:proofErr w:type="spellStart"/>
-      <w:r>
-        <w:rPr>
-          <w:rFonts w:eastAsia="Times New Roman"/>
-          <w:lang w:val="fr-FR"/>
-        </w:rPr>
-        <w:t>nom_etudiant</w:t>
-      </w:r>
-      <w:proofErr w:type="spellEnd"/>
-      <w:r>
-        <w:rPr>
-          <w:rFonts w:eastAsia="Times New Roman"/>
-          <w:lang w:val="fr-FR"/>
-        </w:rPr>
-        <w:t>}</w:t>
-      </w:r>
-    </w:p>
-    <w:p>
-      <w:pPr>
-        <w:overflowPunct w:val="0"/>
-        <w:autoSpaceDE w:val="0"/>
-        <w:autoSpaceDN w:val="0"/>
-        <w:adjustRightInd w:val="0"/>
-        <w:spacing w:after="0" w:line="360" w:lineRule="auto"/>
-        <w:textAlignment w:val="baseline"/>
-        <w:rPr>
-          <w:rFonts w:eastAsia="Times New Roman"/>
-          <w:sz w:val="8"/>
-          <w:lang w:val="fr-FR"/>
-        </w:rPr>
-      </w:pPr>
-    </w:p>
-    <w:p>
-      <w:pPr>
-        <w:overflowPunct w:val="0"/>
-        <w:autoSpaceDE w:val="0"/>
-        <w:autoSpaceDN w:val="0"/>
-        <w:adjustRightInd w:val="0"/>
-        <w:spacing w:after="0" w:line="360" w:lineRule="auto"/>
-        <w:textAlignment w:val="baseline"/>
-        <w:rPr>
-          <w:rFonts w:eastAsia="Times New Roman"/>
-          <w:sz w:val="8"/>
-          <w:lang w:val="fr-FR"/>
-        </w:rPr>
-      </w:pPr>
-    </w:p>
-    <w:p>
-      <w:pPr>
-        <w:overflowPunct w:val="0"/>
-        <w:autoSpaceDE w:val="0"/>
-        <w:autoSpaceDN w:val="0"/>
-        <w:adjustRightInd w:val="0"/>
-        <w:spacing w:after="0" w:line="360" w:lineRule="auto"/>
-        <w:textAlignment w:val="baseline"/>
-        <w:rPr>
-          <w:rFonts w:eastAsia="Times New Roman"/>
-          <w:sz w:val="8"/>
-          <w:lang w:val="fr-FR"/>
-        </w:rPr>
-      </w:pPr>
-    </w:p>
-    <w:p>
-      <w:pPr>
-        <w:overflowPunct w:val="0"/>
-        <w:autoSpaceDE w:val="0"/>
-        <w:autoSpaceDN w:val="0"/>
-        <w:adjustRightInd w:val="0"/>
-        <w:spacing w:after="0" w:line="360" w:lineRule="auto"/>
-        <w:textAlignment w:val="baseline"/>
-        <w:rPr>
-          <w:rFonts w:eastAsia="Times New Roman"/>
-          <w:sz w:val="8"/>
-          <w:lang w:val="fr-FR"/>
-        </w:rPr>
-      </w:pPr>
-    </w:p>
-    <w:tbl>
-      <w:tblPr>
-        <w:tblW w:w="0" w:type="auto"/>
-        <w:jc w:val="center"/>
-        <w:tblBorders>
-          <w:top w:val="single" w:sz="4" w:space="0" w:color="auto"/>
-          <w:left w:val="single" w:sz="4" w:space="0" w:color="auto"/>
-          <w:bottom w:val="single" w:sz="4" w:space="0" w:color="auto"/>
-          <w:right w:val="single" w:sz="4" w:space="0" w:color="auto"/>
-          <w:insideH w:val="single" w:sz="4" w:space="0" w:color="auto"/>
-          <w:insideV w:val="single" w:sz="4" w:space="0" w:color="auto"/>
-        </w:tblBorders>
-        <w:tblCellMar>
-          <w:left w:w="70" w:type="dxa"/>
-          <w:right w:w="70" w:type="dxa"/>
-        </w:tblCellMar>
-        <w:tblLook w:val="0000" w:firstRow="0" w:lastRow="0" w:firstColumn="0" w:lastColumn="0" w:noHBand="0" w:noVBand="0"/>
-      </w:tblPr>
-      <w:tblGrid>
-        <w:gridCol w:w="5192"/>
-        <w:gridCol w:w="2130"/>
-        <w:gridCol w:w="1740"/>
-      </w:tblGrid>
-      <w:tr>
-        <w:trPr>
-          <w:trHeight w:val="268"/>
-          <w:jc w:val="center"/>
-        </w:trPr>
-        <w:tc>
-          <w:tcPr>
-            <w:tcW w:w="5192" w:type="dxa"/>
-          </w:tcPr>
-          <w:p>
-            <w:pPr>
-              <w:overflowPunct w:val="0"/>
-              <w:autoSpaceDE w:val="0"/>
-              <w:autoSpaceDN w:val="0"/>
-              <w:adjustRightInd w:val="0"/>
-              <w:spacing w:after="0" w:line="240" w:lineRule="auto"/>
-              <w:jc w:val="center"/>
-              <w:textAlignment w:val="baseline"/>
-              <w:rPr>
-                <w:rFonts w:eastAsia="Times New Roman"/>
-                <w:b/>
-                <w:bCs/>
-                <w:lang w:val="fr-FR"/>
-              </w:rPr>
-            </w:pPr>
-            <w:r>
-              <w:rPr>
-                <w:rFonts w:eastAsia="Times New Roman"/>
-                <w:b/>
-                <w:bCs/>
-                <w:lang w:val="fr-FR"/>
-              </w:rPr>
-              <w:t>POINTS D’APPRECIATION</w:t>
-            </w:r>
-          </w:p>
-        </w:tc>
-        <w:tc>
-          <w:tcPr>
-            <w:tcW w:w="2130" w:type="dxa"/>
-          </w:tcPr>
-          <w:p>
-            <w:pPr>
-              <w:overflowPunct w:val="0"/>
-              <w:autoSpaceDE w:val="0"/>
-              <w:autoSpaceDN w:val="0"/>
-              <w:adjustRightInd w:val="0"/>
-              <w:spacing w:after="0" w:line="240" w:lineRule="auto"/>
-              <w:jc w:val="center"/>
-              <w:textAlignment w:val="baseline"/>
-              <w:rPr>
-                <w:rFonts w:eastAsia="Times New Roman"/>
-                <w:b/>
-                <w:bCs/>
-                <w:lang w:val="fr-FR"/>
-              </w:rPr>
-            </w:pPr>
-            <w:r>
-              <w:rPr>
-                <w:rFonts w:eastAsia="Times New Roman"/>
-                <w:b/>
-                <w:bCs/>
-                <w:lang w:val="fr-FR"/>
-              </w:rPr>
-              <w:t>NOTE OBTENUE</w:t>
-            </w:r>
-          </w:p>
-        </w:tc>
-        <w:tc>
-          <w:tcPr>
-            <w:tcW w:w="1740" w:type="dxa"/>
-          </w:tcPr>
-          <w:p>
-            <w:pPr>
-              <w:overflowPunct w:val="0"/>
-              <w:autoSpaceDE w:val="0"/>
-              <w:autoSpaceDN w:val="0"/>
-              <w:adjustRightInd w:val="0"/>
-              <w:spacing w:after="0" w:line="240" w:lineRule="auto"/>
-              <w:jc w:val="center"/>
-              <w:textAlignment w:val="baseline"/>
-              <w:rPr>
-                <w:rFonts w:eastAsia="Times New Roman"/>
-                <w:b/>
-                <w:bCs/>
-                <w:lang w:val="fr-FR"/>
-              </w:rPr>
-            </w:pPr>
-            <w:r>
-              <w:rPr>
-                <w:rFonts w:eastAsia="Times New Roman"/>
-                <w:b/>
-                <w:bCs/>
-                <w:lang w:val="fr-FR"/>
-              </w:rPr>
-              <w:t>BAREME</w:t>
-            </w:r>
-          </w:p>
-        </w:tc>
-      </w:tr>
-      <w:tr>
-        <w:trPr>
-          <w:jc w:val="center"/>
-        </w:trPr>
-        <w:tc>
-          <w:tcPr>
-            <w:tcW w:w="5192" w:type="dxa"/>
-          </w:tcPr>
-          <w:p>
-            <w:pPr>
-              <w:overflowPunct w:val="0"/>
-              <w:autoSpaceDE w:val="0"/>
-              <w:autoSpaceDN w:val="0"/>
-              <w:adjustRightInd w:val="0"/>
-              <w:spacing w:after="0" w:line="240" w:lineRule="auto"/>
-              <w:textAlignment w:val="baseline"/>
-              <w:rPr>
-                <w:rFonts w:eastAsia="Times New Roman"/>
-                <w:lang w:val="fr-FR"/>
-              </w:rPr>
-            </w:pPr>
-            <w:r>
-              <w:rPr>
-                <w:rFonts w:eastAsia="Times New Roman"/>
-                <w:lang w:val="fr-FR"/>
-              </w:rPr>
-              <w:t>${</w:t>
-            </w:r>
-            <w:proofErr w:type="spellStart"/>
-            <w:r>
-              <w:rPr>
-                <w:rFonts w:eastAsia="Times New Roman"/>
-                <w:lang w:val="fr-FR"/>
-              </w:rPr>
-              <w:t>lib_critere</w:t>
-            </w:r>
-            <w:proofErr w:type="spellEnd"/>
-            <w:r>
-              <w:rPr>
-                <w:rFonts w:eastAsia="Times New Roman"/>
-                <w:lang w:val="fr-FR"/>
-              </w:rPr>
-              <w:t>}</w:t>
-            </w:r>
-          </w:p>
-        </w:tc>
-        <w:tc>
-          <w:tcPr>
-            <w:tcW w:w="2130" w:type="dxa"/>
-          </w:tcPr>
-          <w:p>
-            <w:pPr>
-              <w:overflowPunct w:val="0"/>
-              <w:autoSpaceDE w:val="0"/>
-              <w:autoSpaceDN w:val="0"/>
-              <w:adjustRightInd w:val="0"/>
-              <w:spacing w:after="0" w:line="240" w:lineRule="auto"/>
-              <w:jc w:val="center"/>
-              <w:textAlignment w:val="baseline"/>
-              <w:rPr>
-                <w:rFonts w:eastAsia="Times New Roman"/>
-                <w:lang w:val="fr-FR"/>
-              </w:rPr>
-            </w:pPr>
-            <w:r>
-              <w:rPr>
-                <w:rFonts w:eastAsia="Times New Roman"/>
-                <w:lang w:val="fr-FR"/>
-              </w:rPr>
-              <w:t>${note}</w:t>
-            </w:r>
-          </w:p>
-        </w:tc>
-        <w:tc>
-          <w:tcPr>
-            <w:tcW w:w="1740" w:type="dxa"/>
-          </w:tcPr>
-          <w:p>
-            <w:pPr>
-              <w:overflowPunct w:val="0"/>
-              <w:autoSpaceDE w:val="0"/>
-              <w:autoSpaceDN w:val="0"/>
-              <w:adjustRightInd w:val="0"/>
-              <w:spacing w:after="0" w:line="240" w:lineRule="auto"/>
-              <w:jc w:val="center"/>
-              <w:textAlignment w:val="baseline"/>
-              <w:rPr>
-                <w:rFonts w:eastAsia="Times New Roman"/>
-                <w:lang w:val="fr-FR"/>
-              </w:rPr>
-            </w:pPr>
-            <w:r>
-              <w:rPr>
-                <w:rFonts w:eastAsia="Times New Roman"/>
-                <w:lang w:val="fr-FR"/>
-              </w:rPr>
-              <w:t>${</w:t>
-            </w:r>
-            <w:proofErr w:type="spellStart"/>
-            <w:r>
-              <w:rPr>
-                <w:rFonts w:eastAsia="Times New Roman"/>
-                <w:lang w:val="fr-FR"/>
-              </w:rPr>
-              <w:t>bareme</w:t>
-            </w:r>
-            <w:proofErr w:type="spellEnd"/>
-            <w:r>
-              <w:rPr>
-                <w:rFonts w:eastAsia="Times New Roman"/>
-                <w:lang w:val="fr-FR"/>
-              </w:rPr>
-              <w:t>}</w:t>
-            </w:r>
-          </w:p>
-        </w:tc>
-      </w:tr>
-      <w:tr>
-        <w:trPr>
-          <w:jc w:val="center"/>
-        </w:trPr>
-        <w:tc>
-          <w:tcPr>
-            <w:tcW w:w="5192" w:type="dxa"/>
-          </w:tcPr>
-          <w:p>
-            <w:pPr>
-              <w:overflowPunct w:val="0"/>
-              <w:autoSpaceDE w:val="0"/>
-              <w:autoSpaceDN w:val="0"/>
-              <w:adjustRightInd w:val="0"/>
-              <w:spacing w:after="0" w:line="240" w:lineRule="auto"/>
-              <w:jc w:val="center"/>
-              <w:textAlignment w:val="baseline"/>
-              <w:rPr>
-                <w:rFonts w:eastAsia="Times New Roman"/>
-                <w:b/>
-                <w:bCs/>
-                <w:lang w:val="fr-FR"/>
-              </w:rPr>
-            </w:pPr>
-            <w:r>
-              <w:rPr>
-                <w:rFonts w:eastAsia="Times New Roman"/>
-                <w:b/>
-                <w:bCs/>
-                <w:lang w:val="fr-FR"/>
-              </w:rPr>
-              <w:t>TOTAL</w:t>
-            </w:r>
-          </w:p>
-        </w:tc>
-        <w:tc>
-          <w:tcPr>
-            <w:tcW w:w="2130" w:type="dxa"/>
-          </w:tcPr>
-          <w:p>
-            <w:pPr>
-              <w:overflowPunct w:val="0"/>
-              <w:autoSpaceDE w:val="0"/>
-              <w:autoSpaceDN w:val="0"/>
-              <w:adjustRightInd w:val="0"/>
-              <w:spacing w:after="0" w:line="240" w:lineRule="auto"/>
-              <w:jc w:val="center"/>
-              <w:textAlignment w:val="baseline"/>
-              <w:rPr>
-                <w:rFonts w:eastAsia="Times New Roman"/>
-                <w:lang w:val="fr-FR"/>
-              </w:rPr>
-            </w:pPr>
-            <w:r>
-              <w:rPr>
-                <w:rFonts w:eastAsia="Times New Roman"/>
-                <w:lang w:val="fr-FR"/>
-              </w:rPr>
-              <w:t>${</w:t>
-            </w:r>
-            <w:proofErr w:type="spellStart"/>
-            <w:r>
-              <w:rPr>
-                <w:rFonts w:eastAsia="Times New Roman"/>
-                <w:lang w:val="fr-FR"/>
-              </w:rPr>
-              <w:t>note_finale</w:t>
-            </w:r>
-            <w:proofErr w:type="spellEnd"/>
-            <w:r>
-              <w:rPr>
-                <w:rFonts w:eastAsia="Times New Roman"/>
-                <w:lang w:val="fr-FR"/>
-              </w:rPr>
-              <w:t>}</w:t>
-            </w:r>
-          </w:p>
-        </w:tc>
-        <w:tc>
-          <w:tcPr>
-            <w:tcW w:w="1740" w:type="dxa"/>
-          </w:tcPr>
-          <w:p>
-            <w:pPr>
-              <w:overflowPunct w:val="0"/>
-              <w:autoSpaceDE w:val="0"/>
-              <w:autoSpaceDN w:val="0"/>
-              <w:adjustRightInd w:val="0"/>
-              <w:spacing w:after="0" w:line="240" w:lineRule="auto"/>
-              <w:jc w:val="center"/>
-              <w:textAlignment w:val="baseline"/>
-              <w:rPr>
-                <w:rFonts w:eastAsia="Times New Roman"/>
-                <w:b/>
-                <w:bCs/>
-                <w:lang w:val="fr-FR"/>
-              </w:rPr>
-            </w:pPr>
-            <w:r>
-              <w:rPr>
-                <w:rFonts w:eastAsia="Times New Roman"/>
-                <w:b/>
-                <w:bCs/>
-                <w:lang w:val="fr-FR"/>
-              </w:rPr>
-              <w:t>${</w:t>
-            </w:r>
-            <w:proofErr w:type="spellStart"/>
-            <w:r>
-              <w:rPr>
-                <w:rFonts w:eastAsia="Times New Roman"/>
-                <w:b/>
-                <w:bCs/>
-                <w:lang w:val="fr-FR"/>
-              </w:rPr>
-              <w:t>total_bareme</w:t>
-            </w:r>
-            <w:proofErr w:type="spellEnd"/>
-            <w:r>
-              <w:rPr>
-                <w:rFonts w:eastAsia="Times New Roman"/>
-                <w:b/>
-                <w:bCs/>
-                <w:lang w:val="fr-FR"/>
-              </w:rPr>
-              <w:t>}</w:t>
-            </w:r>
-          </w:p>
-        </w:tc>
-      </w:tr>
-    </w:tbl>
-    <w:p>
-      <w:pPr>
-        <w:overflowPunct w:val="0"/>
-        <w:autoSpaceDE w:val="0"/>
-        <w:autoSpaceDN w:val="0"/>
-        <w:adjustRightInd w:val="0"/>
-        <w:spacing w:after="0" w:line="240" w:lineRule="auto"/>
-        <w:textAlignment w:val="baseline"/>
-        <w:rPr>
-          <w:rFonts w:eastAsia="Times New Roman"/>
-          <w:lang w:val="fr-FR"/>
-        </w:rPr>
-      </w:pPr>
-    </w:p>
-    <w:p>
-      <w:pPr>
-        <w:overflowPunct w:val="0"/>
-        <w:autoSpaceDE w:val="0"/>
-        <w:autoSpaceDN w:val="0"/>
-        <w:adjustRightInd w:val="0"/>
-        <w:spacing w:after="0" w:line="240" w:lineRule="auto"/>
-        <w:textAlignment w:val="baseline"/>
-        <w:rPr>
-          <w:rFonts w:eastAsia="Times New Roman"/>
-          <w:lang w:val="fr-FR"/>
-        </w:rPr>
-      </w:pPr>
-    </w:p>
-    <w:p>
-      <w:pPr>
-        <w:overflowPunct w:val="0"/>
-        <w:autoSpaceDE w:val="0"/>
-        <w:autoSpaceDN w:val="0"/>
-        <w:adjustRightInd w:val="0"/>
-        <w:spacing w:after="0" w:line="240" w:lineRule="auto"/>
-        <w:textAlignment w:val="baseline"/>
-        <w:rPr>
-          <w:rFonts w:eastAsia="Times New Roman"/>
-          <w:lang w:val="fr-FR"/>
-        </w:rPr>
-      </w:pPr>
-    </w:p>
-    <w:p>
-      <w:pPr>
-        <w:overflowPunct w:val="0"/>
-        <w:autoSpaceDE w:val="0"/>
-        <w:autoSpaceDN w:val="0"/>
-        <w:adjustRightInd w:val="0"/>
-        <w:spacing w:after="0" w:line="240" w:lineRule="auto"/>
-        <w:textAlignment w:val="baseline"/>
-        <w:rPr>
-          <w:rFonts w:eastAsia="Times New Roman"/>
-          <w:lang w:val="fr-FR"/>
-        </w:rPr>
-      </w:pPr>
-      <w:r>
-        <w:rPr>
-          <w:rFonts w:eastAsia="Times New Roman"/>
-          <w:lang w:val="fr-FR"/>
-        </w:rPr>
-        <w:t>DECISION DU JURY :</w:t>
-      </w:r>
-      <w:r>
-        <w:rPr>
-          <w:rFonts w:eastAsia="Times New Roman"/>
-          <w:lang w:val="fr-FR"/>
-        </w:rPr>
-        <w:tab/>
-      </w:r>
-      <w:r>
-        <w:rPr>
-          <w:rFonts w:eastAsia="Times New Roman"/>
-          <w:lang w:val="fr-FR"/>
-        </w:rPr>
-        <w:tab/>
-      </w:r>
-      <w:r>
-        <w:rPr>
-          <w:rFonts w:eastAsia="Times New Roman"/>
-          <w:lang w:val="fr-FR"/>
-        </w:rPr>
-        <w:tab/>
-      </w:r>
-    </w:p>
-    <w:p>
-      <w:pPr>
-        <w:overflowPunct w:val="0"/>
-        <w:autoSpaceDE w:val="0"/>
-        <w:autoSpaceDN w:val="0"/>
-        <w:adjustRightInd w:val="0"/>
-        <w:spacing w:after="0" w:line="240" w:lineRule="auto"/>
-        <w:textAlignment w:val="baseline"/>
-        <w:rPr>
-          <w:rFonts w:eastAsia="Times New Roman"/>
-          <w:lang w:val="fr-FR"/>
-        </w:rPr>
-      </w:pPr>
-    </w:p>
-    <w:p>
-      <w:pPr>
-        <w:overflowPunct w:val="0"/>
-        <w:autoSpaceDE w:val="0"/>
-        <w:autoSpaceDN w:val="0"/>
-        <w:adjustRightInd w:val="0"/>
-        <w:spacing w:after="0" w:line="240" w:lineRule="auto"/>
-        <w:textAlignment w:val="baseline"/>
-        <w:rPr>
-          <w:rFonts w:eastAsia="Times New Roman"/>
-          <w:lang w:val="fr-FR"/>
-        </w:rPr>
-      </w:pPr>
-    </w:p>
-    <w:p>
-      <w:pPr>
-        <w:overflowPunct w:val="0"/>
-        <w:autoSpaceDE w:val="0"/>
-        <w:autoSpaceDN w:val="0"/>
-        <w:adjustRightInd w:val="0"/>
-        <w:spacing w:after="0" w:line="360" w:lineRule="auto"/>
-        <w:textAlignment w:val="baseline"/>
-        <w:rPr>
-          <w:rFonts w:eastAsia="Times New Roman"/>
-          <w:lang w:val="fr-FR"/>
-        </w:rPr>
-      </w:pPr>
-      <w:r>
-        <w:rPr>
-          <w:rFonts w:eastAsia="Times New Roman"/>
-          <w:lang w:val="fr-FR"/>
-        </w:rPr>
-        <w:t>NOMS ET SIGNATURES DES MEMBRES DU JURY</w:t>
-      </w:r>
-    </w:p>
-    <w:p>
-      <w:pPr>
-        <w:overflowPunct w:val="0"/>
-        <w:autoSpaceDE w:val="0"/>
-        <w:autoSpaceDN w:val="0"/>
-        <w:adjustRightInd w:val="0"/>
-        <w:spacing w:after="0" w:line="360" w:lineRule="auto"/>
-        <w:textAlignment w:val="baseline"/>
-        <w:rPr>
-          <w:rFonts w:eastAsia="Times New Roman"/>
-          <w:lang w:val="fr-FR"/>
-        </w:rPr>
-      </w:pPr>
-    </w:p>
-    <w:p>
-      <w:pPr>
-        <w:rPr>
-          <w:lang w:val="fr-FR"/>
-        </w:rPr>
-      </w:pPr>
-      <w:r>
-        <w:rPr>
-          <w:sz w:val="22"/>
-          <w:szCs w:val="22"/>
-          <w:lang w:val="fr-FR"/>
-        </w:rPr>
-        <w:t>Président : ${</w:t>
-      </w:r>
-      <w:proofErr w:type="spellStart"/>
-      <w:r>
-        <w:rPr>
-          <w:sz w:val="22"/>
-          <w:szCs w:val="22"/>
-          <w:lang w:val="fr-FR"/>
-        </w:rPr>
-        <w:t>president</w:t>
-      </w:r>
-      <w:proofErr w:type="spellEnd"/>
-      <w:r>
-        <w:rPr>
-          <w:sz w:val="22"/>
-          <w:szCs w:val="22"/>
-          <w:lang w:val="fr-FR"/>
-        </w:rPr>
-        <w:t>}</w:t>
-      </w:r>
-    </w:p>
-    <w:p>
-      <w:pPr>
-        <w:rPr>
-          <w:lang w:val="fr-FR"/>
-        </w:rPr>
-      </w:pPr>
-      <w:r>
-        <w:rPr>
-          <w:sz w:val="22"/>
-          <w:szCs w:val="22"/>
-          <w:lang w:val="fr-FR"/>
-        </w:rPr>
-        <w:t>Examinateur : ${examinateur}</w:t>
-      </w:r>
-    </w:p>
-    <w:p>
-      <w:pPr>
-        <w:rPr>
-          <w:lang w:val="fr-FR"/>
-        </w:rPr>
-      </w:pPr>
-      <w:r>
-        <w:rPr>
-          <w:sz w:val="22"/>
-          <w:szCs w:val="22"/>
-          <w:lang w:val="fr-FR"/>
-        </w:rPr>
-        <w:t>Directeur de mémoire : ${directeur}</w:t>
-      </w:r>
-    </w:p>
-    <w:p>
-      <w:pPr>
-        <w:rPr>
-          <w:lang w:val="fr-FR"/>
-        </w:rPr>
-      </w:pPr>
-      <w:r>
-        <w:rPr>
-          <w:sz w:val="22"/>
-          <w:szCs w:val="22"/>
-          <w:lang w:val="fr-FR"/>
-        </w:rPr>
-        <w:t>Encadreur : ${encadreur}</w:t>
-      </w:r>
-    </w:p>
-    <w:p>
-      <w:pPr>
-        <w:rPr>
-          <w:lang w:val="fr-FR"/>
-        </w:rPr>
-      </w:pPr>
-      <w:r>
-        <w:rPr>
-          <w:sz w:val="22"/>
-          <w:szCs w:val="22"/>
-          <w:lang w:val="fr-FR"/>
-        </w:rPr>
-        <w:t>Maître de stage : ${</w:t>
-      </w:r>
-      <w:proofErr w:type="spellStart"/>
-      <w:r>
-        <w:rPr>
-          <w:sz w:val="22"/>
-          <w:szCs w:val="22"/>
-          <w:lang w:val="fr-FR"/>
-        </w:rPr>
-        <w:t>maitre_stage</w:t>
-      </w:r>
-      <w:proofErr w:type="spellEnd"/>
-      <w:r>
-        <w:rPr>
-          <w:sz w:val="22"/>
-          <w:szCs w:val="22"/>
-          <w:lang w:val="fr-FR"/>
-        </w:rPr>
-        <w:t>}</w:t>
-      </w:r>
-    </w:p>
-    <w:p>
-      <w:pPr>
-        <w:overflowPunct w:val="0"/>
-        <w:autoSpaceDE w:val="0"/>
-        <w:autoSpaceDN w:val="0"/>
-        <w:adjustRightInd w:val="0"/>
-        <w:spacing w:after="0" w:line="240" w:lineRule="auto"/>
-        <w:textAlignment w:val="baseline"/>
-        <w:rPr>
-          <w:rFonts w:eastAsia="Times New Roman"/>
-          <w:lang w:val="fr-FR"/>
-        </w:rPr>
-      </w:pPr>
-      <w:r>
-        <w:rPr>
-          <w:rFonts w:eastAsia="Times New Roman"/>
-          <w:lang w:val="fr-FR"/>
-        </w:rPr>
-        <w:br w:type="page"/>
-      </w:r>
-    </w:p>
-    <w:tbl>
-      <w:tblPr>
-        <w:tblW w:w="0" w:type="auto"/>
-        <w:tblBorders>
-          <w:bottom w:val="single" w:sz="4" w:space="0" w:color="auto"/>
-        </w:tblBorders>
-        <w:tblLayout w:type="fixed"/>
-        <w:tblCellMar>
-          <w:left w:w="70" w:type="dxa"/>
-          <w:right w:w="70" w:type="dxa"/>
-        </w:tblCellMar>
-        <w:tblLook w:val="0000" w:firstRow="0" w:lastRow="0" w:firstColumn="0" w:lastColumn="0" w:noHBand="0" w:noVBand="0"/>
-      </w:tblPr>
-      <w:tblGrid>
-        <w:gridCol w:w="2197"/>
-        <w:gridCol w:w="4677"/>
-        <w:gridCol w:w="2336"/>
-      </w:tblGrid>
-      <w:tr>
-        <w:tc>
-          <w:tcPr>
-            <w:tcW w:w="2197" w:type="dxa"/>
-          </w:tcPr>
-          <w:p>
-            <w:pPr>
-              <w:overflowPunct w:val="0"/>
-              <w:autoSpaceDE w:val="0"/>
-              <w:autoSpaceDN w:val="0"/>
-              <w:adjustRightInd w:val="0"/>
-              <w:spacing w:after="0" w:line="240" w:lineRule="auto"/>
-              <w:textAlignment w:val="baseline"/>
-              <w:rPr>
-                <w:rFonts w:eastAsia="Times New Roman"/>
-                <w:lang w:val="fr-FR"/>
-              </w:rPr>
-            </w:pPr>
-            <w:r>
-              <w:rPr>
-                <w:rFonts w:eastAsia="Times New Roman"/>
-                <w:noProof/>
-                <w:lang w:val="fr-FR"/>
-              </w:rPr>
-              <w:lastRenderedPageBreak/>
-              <w:drawing>
-                <wp:inline distT="0" distB="0" distL="0" distR="0" wp14:anchorId="09B7C4FA" wp14:editId="6A0C6304">
-                  <wp:extent cx="1304925" cy="895350"/>
-                  <wp:effectExtent l="0" t="0" r="9525" b="0"/>
-                  <wp:docPr id="3" name="Image 3" descr="UFHB_LOGO"/>
-                  <wp:cNvGraphicFramePr>
-                    <a:graphicFrameLocks xmlns:a="http://schemas.openxmlformats.org/drawingml/2006/main" noChangeAspect="1"/>
-                  </wp:cNvGraphicFramePr>
-                  <a:graphic xmlns:a="http://schemas.openxmlformats.org/drawingml/2006/main">
-                    <a:graphicData uri="http://schemas.openxmlformats.org/drawingml/2006/picture">
-                      <pic:pic xmlns:pic="http://schemas.openxmlformats.org/drawingml/2006/picture">
-                        <pic:nvPicPr>
-                          <pic:cNvPr id="0" name="Picture 3" descr="UFHB_LOGO"/>
-                          <pic:cNvPicPr>
-                            <a:picLocks noChangeAspect="1" noChangeArrowheads="1"/>
-                          </pic:cNvPicPr>
-                        </pic:nvPicPr>
-                        <pic:blipFill>
-                          <a:blip r:embed="rId6">
-                            <a:extLst>
-                              <a:ext uri="{28A0092B-C50C-407E-A947-70E740481C1C}">
-                                <a14:useLocalDpi xmlns:a14="http://schemas.microsoft.com/office/drawing/2010/main" val="0"/>
-                              </a:ext>
-                            </a:extLst>
-                          </a:blip>
-                          <a:srcRect/>
-                          <a:stretch>
-                            <a:fillRect/>
-                          </a:stretch>
-                        </pic:blipFill>
-                        <pic:spPr bwMode="auto">
-                          <a:xfrm>
-                            <a:off x="0" y="0"/>
-                            <a:ext cx="1304925" cy="895350"/>
-                          </a:xfrm>
-                          <a:prstGeom prst="rect">
-                            <a:avLst/>
-                          </a:prstGeom>
-                          <a:noFill/>
-                          <a:ln>
-                            <a:noFill/>
-                          </a:ln>
-                        </pic:spPr>
-                      </pic:pic>
-                    </a:graphicData>
-                  </a:graphic>
-                </wp:inline>
-              </w:drawing>
-            </w:r>
-          </w:p>
-        </w:tc>
-        <w:tc>
-          <w:tcPr>
-            <w:tcW w:w="4677" w:type="dxa"/>
-          </w:tcPr>
-          <w:p>
-            <w:pPr>
-              <w:keepNext/>
-              <w:spacing w:after="0" w:line="240" w:lineRule="auto"/>
-              <w:jc w:val="center"/>
-              <w:outlineLvl w:val="0"/>
-              <w:rPr>
-                <w:rFonts w:eastAsia="Times New Roman"/>
-                <w:b/>
-                <w:sz w:val="28"/>
-                <w:szCs w:val="24"/>
-                <w:lang w:val="fr-FR"/>
-              </w:rPr>
-            </w:pPr>
-            <w:r>
-              <w:rPr>
-                <w:rFonts w:eastAsia="Times New Roman"/>
-                <w:b/>
-                <w:sz w:val="28"/>
-                <w:szCs w:val="24"/>
-                <w:lang w:val="fr-FR"/>
-              </w:rPr>
-              <w:t>ANNEXE 2</w:t>
-            </w:r>
-          </w:p>
-          <w:p>
-            <w:pPr>
-              <w:keepNext/>
-              <w:spacing w:after="0" w:line="240" w:lineRule="auto"/>
-              <w:jc w:val="center"/>
-              <w:outlineLvl w:val="0"/>
-              <w:rPr>
-                <w:rFonts w:eastAsia="Times New Roman"/>
-                <w:b/>
-                <w:sz w:val="32"/>
-                <w:szCs w:val="24"/>
-                <w:lang w:val="fr-FR"/>
-              </w:rPr>
-            </w:pPr>
-            <w:r>
-              <w:rPr>
-                <w:rFonts w:eastAsia="Times New Roman"/>
-                <w:b/>
-                <w:sz w:val="32"/>
-                <w:szCs w:val="24"/>
-                <w:lang w:val="fr-FR"/>
-              </w:rPr>
-              <w:t>FILIERES</w:t>
-            </w:r>
-          </w:p>
-          <w:p>
-            <w:pPr>
-              <w:keepNext/>
-              <w:spacing w:after="0" w:line="240" w:lineRule="auto"/>
-              <w:jc w:val="center"/>
-              <w:outlineLvl w:val="0"/>
-              <w:rPr>
-                <w:rFonts w:eastAsia="Times New Roman"/>
-                <w:b/>
-                <w:sz w:val="28"/>
-                <w:szCs w:val="24"/>
-                <w:lang w:val="fr-FR"/>
-              </w:rPr>
-            </w:pPr>
-            <w:r>
-              <w:rPr>
-                <w:rFonts w:eastAsia="Times New Roman"/>
-                <w:b/>
-                <w:sz w:val="32"/>
-                <w:szCs w:val="24"/>
-                <w:lang w:val="fr-FR"/>
-              </w:rPr>
-              <w:t>PROFESSIONNALISEES</w:t>
-            </w:r>
-          </w:p>
-          <w:p>
-            <w:pPr>
-              <w:keepNext/>
-              <w:spacing w:after="0" w:line="240" w:lineRule="auto"/>
-              <w:jc w:val="center"/>
-              <w:outlineLvl w:val="0"/>
-              <w:rPr>
-                <w:rFonts w:eastAsia="Times New Roman"/>
-                <w:b/>
-                <w:sz w:val="28"/>
-                <w:szCs w:val="24"/>
-                <w:lang w:val="fr-FR"/>
-              </w:rPr>
-            </w:pPr>
-          </w:p>
-        </w:tc>
-        <w:tc>
-          <w:tcPr>
-            <w:tcW w:w="2336" w:type="dxa"/>
-          </w:tcPr>
-          <w:p>
-            <w:pPr>
-              <w:overflowPunct w:val="0"/>
-              <w:autoSpaceDE w:val="0"/>
-              <w:autoSpaceDN w:val="0"/>
-              <w:adjustRightInd w:val="0"/>
-              <w:spacing w:after="0" w:line="240" w:lineRule="auto"/>
-              <w:textAlignment w:val="baseline"/>
-              <w:rPr>
-                <w:rFonts w:eastAsia="Times New Roman"/>
-                <w:lang w:val="fr-FR"/>
-              </w:rPr>
-            </w:pPr>
-            <w:r>
-              <w:rPr>
-                <w:rFonts w:eastAsia="Times New Roman"/>
-                <w:noProof/>
-                <w:lang w:val="fr-FR"/>
-              </w:rPr>
-              <w:drawing>
-                <wp:inline distT="0" distB="0" distL="0" distR="0" wp14:anchorId="783F7321" wp14:editId="3530C1A9">
-                  <wp:extent cx="1162050" cy="838200"/>
-                  <wp:effectExtent l="0" t="0" r="0" b="0"/>
-                  <wp:docPr id="4" name="Image 2" descr="logoufrmi2"/>
-                  <wp:cNvGraphicFramePr>
-                    <a:graphicFrameLocks xmlns:a="http://schemas.openxmlformats.org/drawingml/2006/main" noChangeAspect="1"/>
-                  </wp:cNvGraphicFramePr>
-                  <a:graphic xmlns:a="http://schemas.openxmlformats.org/drawingml/2006/main">
-                    <a:graphicData uri="http://schemas.openxmlformats.org/drawingml/2006/picture">
-                      <pic:pic xmlns:pic="http://schemas.openxmlformats.org/drawingml/2006/picture">
-                        <pic:nvPicPr>
-                          <pic:cNvPr id="0" name="Image 2" descr="logoufrmi2"/>
                           <pic:cNvPicPr>
                             <a:picLocks noChangeAspect="1" noChangeArrowheads="1"/>
                           </pic:cNvPicPr>
@@ -1588,7 +300,7 @@
     <w:p>
       <w:pPr>
         <w:keepNext/>
-        <w:shd w:val="clear" w:color="auto" w:fill="FF00FF"/>
+        <w:shd w:val="clear" w:color="auto" w:fill="3366FF"/>
         <w:overflowPunct w:val="0"/>
         <w:autoSpaceDE w:val="0"/>
         <w:autoSpaceDN w:val="0"/>
@@ -1616,7 +328,6 @@
           <w:color w:val="FFFFFF"/>
           <w:sz w:val="24"/>
           <w:szCs w:val="24"/>
-          <w:highlight w:val="darkYellow"/>
           <w:lang w:val="fr-FR"/>
         </w:rPr>
         <w:t>UFR de Mathématiques et Informatique Filières Professionnalisées MIAGE-GI</w:t>
@@ -1632,6 +343,8 @@
         <w:textAlignment w:val="baseline"/>
         <w:rPr>
           <w:rFonts w:eastAsia="Times New Roman"/>
+          <w:sz w:val="18"/>
+          <w:szCs w:val="18"/>
           <w:lang w:val="fr-FR"/>
         </w:rPr>
       </w:pPr>
@@ -1646,7 +359,8 @@
           <w:rFonts w:eastAsia="Times New Roman"/>
           <w:b/>
           <w:sz w:val="36"/>
-          <w:szCs w:val="36"/>
+          <w:szCs w:val="24"/>
+          <w:lang w:val="fr-FR"/>
         </w:rPr>
       </w:pPr>
       <w:r>
@@ -1654,9 +368,114 @@
           <w:rFonts w:eastAsia="Times New Roman"/>
           <w:b/>
           <w:sz w:val="36"/>
-          <w:szCs w:val="36"/>
-        </w:rPr>
-        <w:t>P.V. JURY N°</w:t>
+          <w:szCs w:val="24"/>
+          <w:lang w:val="fr-FR"/>
+        </w:rPr>
+        <w:t>SOUTENANCE DE MEMOIRE</w:t>
+      </w:r>
+    </w:p>
+    <w:p>
+      <w:pPr>
+        <w:overflowPunct w:val="0"/>
+        <w:autoSpaceDE w:val="0"/>
+        <w:autoSpaceDN w:val="0"/>
+        <w:adjustRightInd w:val="0"/>
+        <w:spacing w:after="0" w:line="240" w:lineRule="auto"/>
+        <w:textAlignment w:val="baseline"/>
+        <w:rPr>
+          <w:rFonts w:eastAsia="Times New Roman"/>
+          <w:lang w:val="fr-FR"/>
+        </w:rPr>
+      </w:pPr>
+    </w:p>
+    <w:p>
+      <w:pPr>
+        <w:overflowPunct w:val="0"/>
+        <w:autoSpaceDE w:val="0"/>
+        <w:autoSpaceDN w:val="0"/>
+        <w:adjustRightInd w:val="0"/>
+        <w:spacing w:after="0" w:line="240" w:lineRule="auto"/>
+        <w:textAlignment w:val="baseline"/>
+        <w:rPr>
+          <w:rFonts w:eastAsia="Times New Roman"/>
+          <w:b/>
+          <w:bCs/>
+          <w:lang w:val="fr-FR"/>
+        </w:rPr>
+      </w:pPr>
+      <w:r>
+        <w:rPr>
+          <w:rFonts w:eastAsia="Times New Roman"/>
+          <w:lang w:val="fr-FR"/>
+        </w:rPr>
+        <w:t xml:space="preserve">NIVEAU : </w:t>
+      </w:r>
+      <w:r>
+        <w:rPr>
+          <w:rFonts w:eastAsia="Times New Roman"/>
+          <w:b/>
+          <w:bCs/>
+          <w:sz w:val="24"/>
+          <w:szCs w:val="24"/>
+          <w:lang w:val="fr-FR"/>
+        </w:rPr>
+        <w:t>${niveau}</w:t>
+      </w:r>
+      <w:r>
+        <w:rPr>
+          <w:rFonts w:eastAsia="Times New Roman"/>
+          <w:b/>
+          <w:bCs/>
+          <w:sz w:val="24"/>
+          <w:szCs w:val="24"/>
+          <w:lang w:val="fr-FR"/>
+        </w:rPr>
+        <w:tab/>
+      </w:r>
+      <w:r>
+        <w:rPr>
+          <w:rFonts w:eastAsia="Times New Roman"/>
+          <w:lang w:val="fr-FR"/>
+        </w:rPr>
+        <w:tab/>
+      </w:r>
+      <w:r>
+        <w:rPr>
+          <w:rFonts w:eastAsia="Times New Roman"/>
+          <w:lang w:val="fr-FR"/>
+        </w:rPr>
+        <w:tab/>
+      </w:r>
+      <w:r>
+        <w:rPr>
+          <w:rFonts w:eastAsia="Times New Roman"/>
+          <w:lang w:val="fr-FR"/>
+        </w:rPr>
+        <w:tab/>
+      </w:r>
+      <w:r>
+        <w:rPr>
+          <w:rFonts w:eastAsia="Times New Roman"/>
+          <w:lang w:val="fr-FR"/>
+        </w:rPr>
+        <w:tab/>
+      </w:r>
+      <w:r>
+        <w:rPr>
+          <w:rFonts w:eastAsia="Times New Roman"/>
+          <w:lang w:val="fr-FR"/>
+        </w:rPr>
+        <w:tab/>
+        <w:t xml:space="preserve">CLASSE : </w:t>
+      </w:r>
+      <w:r>
+        <w:rPr>
+          <w:rFonts w:eastAsia="Times New Roman"/>
+          <w:b/>
+          <w:bCs/>
+          <w:lang w:val="fr-FR"/>
+        </w:rPr>
+        <w:t>${promotion}</w:t>
       </w:r>
     </w:p>
     <w:p>
@@ -1669,6 +488,24 @@
         <w:textAlignment w:val="baseline"/>
         <w:rPr>
           <w:rFonts w:eastAsia="Times New Roman"/>
+          <w:lang w:val="fr-FR"/>
+        </w:rPr>
+      </w:pPr>
+    </w:p>
+    <w:p>
+      <w:pPr>
+        <w:overflowPunct w:val="0"/>
+        <w:autoSpaceDE w:val="0"/>
+        <w:autoSpaceDN w:val="0"/>
+        <w:adjustRightInd w:val="0"/>
+        <w:spacing w:after="0" w:line="360" w:lineRule="auto"/>
+        <w:textAlignment w:val="baseline"/>
+        <w:rPr>
+          <w:rFonts w:eastAsia="Times New Roman"/>
+          <w:b/>
+          <w:bCs/>
+          <w:sz w:val="24"/>
+          <w:szCs w:val="24"/>
         </w:rPr>
       </w:pPr>
       <w:proofErr w:type="gramStart"/>
@@ -1676,19 +513,33 @@
         <w:rPr>
           <w:rFonts w:eastAsia="Times New Roman"/>
         </w:rPr>
-        <w:t>DATE :</w:t>
+        <w:t>DATE :</w:t>
       </w:r>
       <w:proofErr w:type="gramEnd"/>
       <w:r>
         <w:rPr>
           <w:rFonts w:eastAsia="Times New Roman"/>
         </w:rPr>
-        <w:t xml:space="preserve">  ${</w:t>
+        <w:t xml:space="preserve"> </w:t>
+      </w:r>
+      <w:r>
+        <w:rPr>
+          <w:rFonts w:eastAsia="Times New Roman"/>
+          <w:b/>
+          <w:bCs/>
+          <w:sz w:val="24"/>
+          <w:szCs w:val="24"/>
+        </w:rPr>
+        <w:t>${</w:t>
       </w:r>
       <w:proofErr w:type="spellStart"/>
       <w:r>
         <w:rPr>
           <w:rFonts w:eastAsia="Times New Roman"/>
+          <w:b/>
+          <w:bCs/>
+          <w:sz w:val="24"/>
+          <w:szCs w:val="24"/>
         </w:rPr>
         <w:t>date_soutenance</w:t>
       </w:r>
@@ -1696,6 +547,10 @@
       <w:r>
         <w:rPr>
           <w:rFonts w:eastAsia="Times New Roman"/>
+          <w:b/>
+          <w:bCs/>
+          <w:sz w:val="24"/>
+          <w:szCs w:val="24"/>
         </w:rPr>
         <w:t>}</w:t>
       </w:r>
@@ -1723,20 +578,93 @@
         <w:textAlignment w:val="baseline"/>
         <w:rPr>
           <w:rFonts w:eastAsia="Times New Roman"/>
-          <w:lang w:val="fr-FR"/>
-        </w:rPr>
-      </w:pPr>
-      <w:r>
-        <w:rPr>
-          <w:rFonts w:eastAsia="Times New Roman"/>
-          <w:lang w:val="fr-FR"/>
-        </w:rPr>
-        <w:t>NOM ET PRENOMS DE L’IMPETRANT : ${</w:t>
+          <w:b/>
+          <w:bCs/>
+          <w:sz w:val="22"/>
+          <w:szCs w:val="22"/>
+        </w:rPr>
+      </w:pPr>
+      <w:proofErr w:type="gramStart"/>
+      <w:r>
+        <w:rPr>
+          <w:rFonts w:eastAsia="Times New Roman"/>
+        </w:rPr>
+        <w:t>THEME :</w:t>
+      </w:r>
+      <w:proofErr w:type="gramEnd"/>
+      <w:r>
+        <w:rPr>
+          <w:rFonts w:eastAsia="Times New Roman"/>
+        </w:rPr>
+        <w:t xml:space="preserve"> </w:t>
+      </w:r>
+      <w:r>
+        <w:rPr>
+          <w:rFonts w:eastAsia="Times New Roman"/>
+          <w:b/>
+          <w:bCs/>
+          <w:sz w:val="22"/>
+          <w:szCs w:val="22"/>
+        </w:rPr>
+        <w:t>${theme}</w:t>
+      </w:r>
+    </w:p>
+    <w:p>
+      <w:pPr>
+        <w:overflowPunct w:val="0"/>
+        <w:autoSpaceDE w:val="0"/>
+        <w:autoSpaceDN w:val="0"/>
+        <w:adjustRightInd w:val="0"/>
+        <w:spacing w:after="0" w:line="360" w:lineRule="auto"/>
+        <w:textAlignment w:val="baseline"/>
+        <w:rPr>
+          <w:rFonts w:eastAsia="Times New Roman"/>
+        </w:rPr>
+      </w:pPr>
+    </w:p>
+    <w:p>
+      <w:pPr>
+        <w:overflowPunct w:val="0"/>
+        <w:autoSpaceDE w:val="0"/>
+        <w:autoSpaceDN w:val="0"/>
+        <w:adjustRightInd w:val="0"/>
+        <w:spacing w:after="0" w:line="360" w:lineRule="auto"/>
+        <w:textAlignment w:val="baseline"/>
+        <w:rPr>
+          <w:rFonts w:eastAsia="Times New Roman"/>
+          <w:b/>
+          <w:bCs/>
+          <w:sz w:val="24"/>
+          <w:szCs w:val="24"/>
+          <w:lang w:val="fr-FR"/>
+        </w:rPr>
+      </w:pPr>
+      <w:r>
+        <w:rPr>
+          <w:rFonts w:eastAsia="Times New Roman"/>
+          <w:lang w:val="fr-FR"/>
+        </w:rPr>
+        <w:t xml:space="preserve">NOM ET PRENOMS DE L’IMPETRANT : </w:t>
+      </w:r>
+      <w:r>
+        <w:rPr>
+          <w:rFonts w:eastAsia="Times New Roman"/>
+          <w:b/>
+          <w:bCs/>
+          <w:sz w:val="24"/>
+          <w:szCs w:val="24"/>
+          <w:lang w:val="fr-FR"/>
+        </w:rPr>
+        <w:t>${</w:t>
       </w:r>
       <w:proofErr w:type="spellStart"/>
       <w:r>
         <w:rPr>
           <w:rFonts w:eastAsia="Times New Roman"/>
+          <w:b/>
+          <w:bCs/>
+          <w:sz w:val="24"/>
+          <w:szCs w:val="24"/>
           <w:lang w:val="fr-FR"/>
         </w:rPr>
         <w:t>nom_etudiant</w:t>
@@ -1745,25 +673,14 @@
       <w:r>
         <w:rPr>
           <w:rFonts w:eastAsia="Times New Roman"/>
+          <w:b/>
+          <w:bCs/>
+          <w:sz w:val="24"/>
+          <w:szCs w:val="24"/>
           <w:lang w:val="fr-FR"/>
         </w:rPr>
         <w:t>}</w:t>
       </w:r>
-    </w:p>
-    <w:p>
-      <w:pPr>
-        <w:overflowPunct w:val="0"/>
-        <w:autoSpaceDE w:val="0"/>
-        <w:autoSpaceDN w:val="0"/>
-        <w:adjustRightInd w:val="0"/>
-        <w:spacing w:after="0" w:line="360" w:lineRule="auto"/>
-        <w:textAlignment w:val="baseline"/>
-        <w:rPr>
-          <w:rFonts w:eastAsia="Times New Roman"/>
-          <w:sz w:val="8"/>
-          <w:lang w:val="fr-FR"/>
-        </w:rPr>
-      </w:pPr>
     </w:p>
     <w:p>
       <w:pPr>
@@ -1844,20 +761,18 @@
         <w:tblLook w:val="0000" w:firstRow="0" w:lastRow="0" w:firstColumn="0" w:lastColumn="0" w:noHBand="0" w:noVBand="0"/>
       </w:tblPr>
       <w:tblGrid>
-        <w:gridCol w:w="3577"/>
-        <w:gridCol w:w="2364"/>
-        <w:gridCol w:w="1185"/>
-        <w:gridCol w:w="2086"/>
+        <w:gridCol w:w="5192"/>
+        <w:gridCol w:w="2130"/>
+        <w:gridCol w:w="1740"/>
       </w:tblGrid>
       <w:tr>
         <w:trPr>
-          <w:cantSplit/>
           <w:trHeight w:val="268"/>
           <w:jc w:val="center"/>
         </w:trPr>
         <w:tc>
           <w:tcPr>
-            <w:tcW w:w="3850" w:type="dxa"/>
+            <w:tcW w:w="5192" w:type="dxa"/>
           </w:tcPr>
           <w:p>
             <w:pPr>
@@ -1865,7 +780,7 @@
               <w:autoSpaceDE w:val="0"/>
               <w:autoSpaceDN w:val="0"/>
               <w:adjustRightInd w:val="0"/>
-              <w:spacing w:after="0" w:line="360" w:lineRule="auto"/>
+              <w:spacing w:after="0" w:line="240" w:lineRule="auto"/>
               <w:jc w:val="center"/>
               <w:textAlignment w:val="baseline"/>
               <w:rPr>
@@ -1888,7 +803,7 @@
         </w:tc>
         <w:tc>
           <w:tcPr>
-            <w:tcW w:w="2160" w:type="dxa"/>
+            <w:tcW w:w="2130" w:type="dxa"/>
           </w:tcPr>
           <w:p>
             <w:pPr>
@@ -1896,7 +811,7 @@
               <w:autoSpaceDE w:val="0"/>
               <w:autoSpaceDN w:val="0"/>
               <w:adjustRightInd w:val="0"/>
-              <w:spacing w:after="0" w:line="360" w:lineRule="auto"/>
+              <w:spacing w:after="0" w:line="240" w:lineRule="auto"/>
               <w:jc w:val="center"/>
               <w:textAlignment w:val="baseline"/>
               <w:rPr>
@@ -1919,7 +834,7 @@
         </w:tc>
         <w:tc>
           <w:tcPr>
-            <w:tcW w:w="1260" w:type="dxa"/>
+            <w:tcW w:w="1740" w:type="dxa"/>
           </w:tcPr>
           <w:p>
             <w:pPr>
@@ -1927,7 +842,7 @@
               <w:autoSpaceDE w:val="0"/>
               <w:autoSpaceDN w:val="0"/>
               <w:adjustRightInd w:val="0"/>
-              <w:spacing w:after="0" w:line="360" w:lineRule="auto"/>
+              <w:spacing w:after="0" w:line="240" w:lineRule="auto"/>
               <w:jc w:val="center"/>
               <w:textAlignment w:val="baseline"/>
               <w:rPr>
@@ -1944,28 +859,60 @@
                 <w:bCs/>
                 <w:lang w:val="fr-FR"/>
               </w:rPr>
-              <w:t>Coeff.</w:t>
-            </w:r>
-          </w:p>
+              <w:t>BAREME</w:t>
+            </w:r>
+          </w:p>
+        </w:tc>
+      </w:tr>
+      <w:tr>
+        <w:trPr>
+          <w:jc w:val="center"/>
+        </w:trPr>
+        <w:tc>
+          <w:tcPr>
+            <w:tcW w:w="5192" w:type="dxa"/>
+          </w:tcPr>
           <w:p>
             <w:pPr>
               <w:overflowPunct w:val="0"/>
               <w:autoSpaceDE w:val="0"/>
               <w:autoSpaceDN w:val="0"/>
               <w:adjustRightInd w:val="0"/>
-              <w:spacing w:after="0" w:line="360" w:lineRule="auto"/>
-              <w:jc w:val="center"/>
+              <w:spacing w:after="0" w:line="240" w:lineRule="auto"/>
               <w:textAlignment w:val="baseline"/>
               <w:rPr>
                 <w:rFonts w:eastAsia="Times New Roman"/>
                 <w:lang w:val="fr-FR"/>
               </w:rPr>
             </w:pPr>
+            <w:r>
+              <w:rPr>
+                <w:rFonts w:eastAsia="Times New Roman"/>
+                <w:lang w:val="fr-FR"/>
+              </w:rPr>
+              <w:t>${</w:t>
+            </w:r>
+            <w:proofErr w:type="spellStart"/>
+            <w:r>
+              <w:rPr>
+                <w:rFonts w:eastAsia="Times New Roman"/>
+                <w:lang w:val="fr-FR"/>
+              </w:rPr>
+              <w:t>lib_critere</w:t>
+            </w:r>
+            <w:proofErr w:type="spellEnd"/>
+            <w:r>
+              <w:rPr>
+                <w:rFonts w:eastAsia="Times New Roman"/>
+                <w:lang w:val="fr-FR"/>
+              </w:rPr>
+              <w:t>}</w:t>
+            </w:r>
           </w:p>
         </w:tc>
         <w:tc>
           <w:tcPr>
-            <w:tcW w:w="1942" w:type="dxa"/>
+            <w:tcW w:w="2130" w:type="dxa"/>
           </w:tcPr>
           <w:p>
             <w:pPr>
@@ -1973,36 +920,74 @@
               <w:autoSpaceDE w:val="0"/>
               <w:autoSpaceDN w:val="0"/>
               <w:adjustRightInd w:val="0"/>
-              <w:spacing w:after="0" w:line="360" w:lineRule="auto"/>
+              <w:spacing w:after="0" w:line="240" w:lineRule="auto"/>
               <w:jc w:val="center"/>
               <w:textAlignment w:val="baseline"/>
               <w:rPr>
                 <w:rFonts w:eastAsia="Times New Roman"/>
-                <w:b/>
-                <w:bCs/>
-                <w:lang w:val="fr-FR"/>
-              </w:rPr>
-            </w:pPr>
-            <w:r>
-              <w:rPr>
-                <w:rFonts w:eastAsia="Times New Roman"/>
-                <w:b/>
-                <w:bCs/>
-                <w:lang w:val="fr-FR"/>
-              </w:rPr>
-              <w:t>Moyenne Coeff.</w:t>
+                <w:lang w:val="fr-FR"/>
+              </w:rPr>
+            </w:pPr>
+            <w:r>
+              <w:rPr>
+                <w:rFonts w:eastAsia="Times New Roman"/>
+                <w:lang w:val="fr-FR"/>
+              </w:rPr>
+              <w:t>${note}</w:t>
+            </w:r>
+          </w:p>
+        </w:tc>
+        <w:tc>
+          <w:tcPr>
+            <w:tcW w:w="1740" w:type="dxa"/>
+          </w:tcPr>
+          <w:p>
+            <w:pPr>
+              <w:overflowPunct w:val="0"/>
+              <w:autoSpaceDE w:val="0"/>
+              <w:autoSpaceDN w:val="0"/>
+              <w:adjustRightInd w:val="0"/>
+              <w:spacing w:after="0" w:line="240" w:lineRule="auto"/>
+              <w:jc w:val="center"/>
+              <w:textAlignment w:val="baseline"/>
+              <w:rPr>
+                <w:rFonts w:eastAsia="Times New Roman"/>
+                <w:lang w:val="fr-FR"/>
+              </w:rPr>
+            </w:pPr>
+            <w:r>
+              <w:rPr>
+                <w:rFonts w:eastAsia="Times New Roman"/>
+                <w:lang w:val="fr-FR"/>
+              </w:rPr>
+              <w:t>${</w:t>
+            </w:r>
+            <w:proofErr w:type="spellStart"/>
+            <w:r>
+              <w:rPr>
+                <w:rFonts w:eastAsia="Times New Roman"/>
+                <w:lang w:val="fr-FR"/>
+              </w:rPr>
+              <w:t>bareme</w:t>
+            </w:r>
+            <w:proofErr w:type="spellEnd"/>
+            <w:r>
+              <w:rPr>
+                <w:rFonts w:eastAsia="Times New Roman"/>
+                <w:lang w:val="fr-FR"/>
+              </w:rPr>
+              <w:t>}</w:t>
             </w:r>
           </w:p>
         </w:tc>
       </w:tr>
       <w:tr>
         <w:trPr>
-          <w:cantSplit/>
           <w:jc w:val="center"/>
         </w:trPr>
         <w:tc>
           <w:tcPr>
-            <w:tcW w:w="3850" w:type="dxa"/>
+            <w:tcW w:w="5192" w:type="dxa"/>
           </w:tcPr>
           <w:p>
             <w:pPr>
@@ -2010,25 +995,30 @@
               <w:autoSpaceDE w:val="0"/>
               <w:autoSpaceDN w:val="0"/>
               <w:adjustRightInd w:val="0"/>
-              <w:spacing w:after="0" w:line="360" w:lineRule="auto"/>
+              <w:spacing w:after="0" w:line="240" w:lineRule="auto"/>
+              <w:jc w:val="center"/>
               <w:textAlignment w:val="baseline"/>
               <w:rPr>
                 <w:rFonts w:eastAsia="Times New Roman"/>
-                <w:lang w:val="fr-FR"/>
-              </w:rPr>
-            </w:pPr>
-            <w:r>
-              <w:rPr>
-                <w:rFonts w:eastAsia="Times New Roman"/>
-                <w:lang w:val="fr-FR"/>
-              </w:rPr>
-              <w:t>1.  Moyenne Générale Master1</w:t>
+                <w:b/>
+                <w:bCs/>
+                <w:lang w:val="fr-FR"/>
+              </w:rPr>
+            </w:pPr>
+            <w:r>
+              <w:rPr>
+                <w:rFonts w:eastAsia="Times New Roman"/>
+                <w:b/>
+                <w:bCs/>
+                <w:lang w:val="fr-FR"/>
+              </w:rPr>
+              <w:t>TOTAL</w:t>
             </w:r>
           </w:p>
         </w:tc>
         <w:tc>
           <w:tcPr>
-            <w:tcW w:w="2160" w:type="dxa"/>
+            <w:tcW w:w="2130" w:type="dxa"/>
           </w:tcPr>
           <w:p>
             <w:pPr>
@@ -2036,7 +1026,7 @@
               <w:autoSpaceDE w:val="0"/>
               <w:autoSpaceDN w:val="0"/>
               <w:adjustRightInd w:val="0"/>
-              <w:spacing w:after="0" w:line="360" w:lineRule="auto"/>
+              <w:spacing w:after="0" w:line="240" w:lineRule="auto"/>
               <w:jc w:val="center"/>
               <w:textAlignment w:val="baseline"/>
               <w:rPr>
@@ -2049,13 +1039,29 @@
                 <w:rFonts w:eastAsia="Times New Roman"/>
                 <w:lang w:val="fr-FR"/>
               </w:rPr>
-              <w:t>${moyenne_master1}</w:t>
+              <w:t>${</w:t>
+            </w:r>
+            <w:proofErr w:type="spellStart"/>
+            <w:r>
+              <w:rPr>
+                <w:rFonts w:eastAsia="Times New Roman"/>
+                <w:lang w:val="fr-FR"/>
+              </w:rPr>
+              <w:t>note_finale</w:t>
+            </w:r>
+            <w:proofErr w:type="spellEnd"/>
+            <w:r>
+              <w:rPr>
+                <w:rFonts w:eastAsia="Times New Roman"/>
+                <w:lang w:val="fr-FR"/>
+              </w:rPr>
+              <w:t>}</w:t>
             </w:r>
           </w:p>
         </w:tc>
         <w:tc>
           <w:tcPr>
-            <w:tcW w:w="1260" w:type="dxa"/>
+            <w:tcW w:w="1740" w:type="dxa"/>
           </w:tcPr>
           <w:p>
             <w:pPr>
@@ -2063,202 +1069,21 @@
               <w:autoSpaceDE w:val="0"/>
               <w:autoSpaceDN w:val="0"/>
               <w:adjustRightInd w:val="0"/>
-              <w:spacing w:after="0" w:line="360" w:lineRule="auto"/>
+              <w:spacing w:after="0" w:line="240" w:lineRule="auto"/>
               <w:jc w:val="center"/>
               <w:textAlignment w:val="baseline"/>
               <w:rPr>
                 <w:rFonts w:eastAsia="Times New Roman"/>
-                <w:lang w:val="fr-FR"/>
-              </w:rPr>
-            </w:pPr>
-            <w:r>
-              <w:rPr>
-                <w:rFonts w:eastAsia="Times New Roman"/>
-                <w:lang w:val="fr-FR"/>
-              </w:rPr>
-              <w:t>2</w:t>
-            </w:r>
-          </w:p>
-        </w:tc>
-        <w:tc>
-          <w:tcPr>
-            <w:tcW w:w="1942" w:type="dxa"/>
-          </w:tcPr>
-          <w:p>
-            <w:pPr>
-              <w:overflowPunct w:val="0"/>
-              <w:autoSpaceDE w:val="0"/>
-              <w:autoSpaceDN w:val="0"/>
-              <w:adjustRightInd w:val="0"/>
-              <w:spacing w:after="0" w:line="360" w:lineRule="auto"/>
-              <w:jc w:val="center"/>
-              <w:textAlignment w:val="baseline"/>
-              <w:rPr>
-                <w:rFonts w:eastAsia="Times New Roman"/>
-                <w:lang w:val="fr-FR"/>
-              </w:rPr>
-            </w:pPr>
-          </w:p>
-        </w:tc>
-      </w:tr>
-      <w:tr>
-        <w:trPr>
-          <w:cantSplit/>
-          <w:jc w:val="center"/>
-        </w:trPr>
-        <w:tc>
-          <w:tcPr>
-            <w:tcW w:w="3850" w:type="dxa"/>
-          </w:tcPr>
-          <w:p>
-            <w:pPr>
-              <w:overflowPunct w:val="0"/>
-              <w:autoSpaceDE w:val="0"/>
-              <w:autoSpaceDN w:val="0"/>
-              <w:adjustRightInd w:val="0"/>
-              <w:spacing w:after="0" w:line="360" w:lineRule="auto"/>
-              <w:textAlignment w:val="baseline"/>
-              <w:rPr>
-                <w:rFonts w:eastAsia="Times New Roman"/>
-                <w:lang w:val="fr-FR"/>
-              </w:rPr>
-            </w:pPr>
-            <w:r>
-              <w:rPr>
-                <w:rFonts w:eastAsia="Times New Roman"/>
-                <w:lang w:val="fr-FR"/>
-              </w:rPr>
-              <w:t>2. Moyenne Générale Semestre 1 Master2</w:t>
-            </w:r>
-          </w:p>
-        </w:tc>
-        <w:tc>
-          <w:tcPr>
-            <w:tcW w:w="2160" w:type="dxa"/>
-          </w:tcPr>
-          <w:p>
-            <w:pPr>
-              <w:overflowPunct w:val="0"/>
-              <w:autoSpaceDE w:val="0"/>
-              <w:autoSpaceDN w:val="0"/>
-              <w:adjustRightInd w:val="0"/>
-              <w:spacing w:after="0" w:line="360" w:lineRule="auto"/>
-              <w:jc w:val="center"/>
-              <w:textAlignment w:val="baseline"/>
-              <w:rPr>
-                <w:rFonts w:eastAsia="Times New Roman"/>
-                <w:lang w:val="fr-FR"/>
-              </w:rPr>
-            </w:pPr>
-            <w:r>
-              <w:rPr>
-                <w:rFonts w:eastAsia="Times New Roman"/>
-                <w:lang w:val="fr-FR"/>
-              </w:rPr>
-              <w:t>${moyenne_s1_master2}</w:t>
-            </w:r>
-          </w:p>
-        </w:tc>
-        <w:tc>
-          <w:tcPr>
-            <w:tcW w:w="1260" w:type="dxa"/>
-          </w:tcPr>
-          <w:p>
-            <w:pPr>
-              <w:overflowPunct w:val="0"/>
-              <w:autoSpaceDE w:val="0"/>
-              <w:autoSpaceDN w:val="0"/>
-              <w:adjustRightInd w:val="0"/>
-              <w:spacing w:after="0" w:line="360" w:lineRule="auto"/>
-              <w:jc w:val="center"/>
-              <w:textAlignment w:val="baseline"/>
-              <w:rPr>
-                <w:rFonts w:eastAsia="Times New Roman"/>
-                <w:lang w:val="fr-FR"/>
-              </w:rPr>
-            </w:pPr>
-            <w:r>
-              <w:rPr>
-                <w:rFonts w:eastAsia="Times New Roman"/>
-                <w:lang w:val="fr-FR"/>
-              </w:rPr>
-              <w:t>3</w:t>
-            </w:r>
-          </w:p>
-        </w:tc>
-        <w:tc>
-          <w:tcPr>
-            <w:tcW w:w="1942" w:type="dxa"/>
-          </w:tcPr>
-          <w:p>
-            <w:pPr>
-              <w:overflowPunct w:val="0"/>
-              <w:autoSpaceDE w:val="0"/>
-              <w:autoSpaceDN w:val="0"/>
-              <w:adjustRightInd w:val="0"/>
-              <w:spacing w:after="0" w:line="360" w:lineRule="auto"/>
-              <w:jc w:val="center"/>
-              <w:textAlignment w:val="baseline"/>
-              <w:rPr>
-                <w:rFonts w:eastAsia="Times New Roman"/>
-                <w:lang w:val="fr-FR"/>
-              </w:rPr>
-            </w:pPr>
-          </w:p>
-        </w:tc>
-      </w:tr>
-      <w:tr>
-        <w:trPr>
-          <w:cantSplit/>
-          <w:jc w:val="center"/>
-        </w:trPr>
-        <w:tc>
-          <w:tcPr>
-            <w:tcW w:w="3850" w:type="dxa"/>
-          </w:tcPr>
-          <w:p>
-            <w:pPr>
-              <w:overflowPunct w:val="0"/>
-              <w:autoSpaceDE w:val="0"/>
-              <w:autoSpaceDN w:val="0"/>
-              <w:adjustRightInd w:val="0"/>
-              <w:spacing w:after="0" w:line="360" w:lineRule="auto"/>
-              <w:textAlignment w:val="baseline"/>
-              <w:rPr>
-                <w:rFonts w:eastAsia="Times New Roman"/>
-                <w:lang w:val="fr-FR"/>
-              </w:rPr>
-            </w:pPr>
-            <w:r>
-              <w:rPr>
-                <w:rFonts w:eastAsia="Times New Roman"/>
-                <w:lang w:val="fr-FR"/>
-              </w:rPr>
-              <w:t>3. Mémoire de fin de cycle</w:t>
-            </w:r>
-          </w:p>
-        </w:tc>
-        <w:tc>
-          <w:tcPr>
-            <w:tcW w:w="2160" w:type="dxa"/>
-          </w:tcPr>
-          <w:p>
-            <w:pPr>
-              <w:overflowPunct w:val="0"/>
-              <w:autoSpaceDE w:val="0"/>
-              <w:autoSpaceDN w:val="0"/>
-              <w:adjustRightInd w:val="0"/>
-              <w:spacing w:after="0" w:line="360" w:lineRule="auto"/>
-              <w:jc w:val="center"/>
-              <w:textAlignment w:val="baseline"/>
-              <w:rPr>
-                <w:rFonts w:eastAsia="Times New Roman"/>
-                <w:lang w:val="fr-FR"/>
-              </w:rPr>
-            </w:pPr>
-            <w:r>
-              <w:rPr>
-                <w:rFonts w:eastAsia="Times New Roman"/>
+                <w:b/>
+                <w:bCs/>
+                <w:lang w:val="fr-FR"/>
+              </w:rPr>
+            </w:pPr>
+            <w:r>
+              <w:rPr>
+                <w:rFonts w:eastAsia="Times New Roman"/>
+                <w:b/>
+                <w:bCs/>
                 <w:lang w:val="fr-FR"/>
               </w:rPr>
               <w:t>${</w:t>
@@ -2267,275 +1092,21 @@
             <w:r>
               <w:rPr>
                 <w:rFonts w:eastAsia="Times New Roman"/>
-                <w:lang w:val="fr-FR"/>
-              </w:rPr>
-              <w:t>note_finale</w:t>
+                <w:b/>
+                <w:bCs/>
+                <w:lang w:val="fr-FR"/>
+              </w:rPr>
+              <w:t>total_bareme</w:t>
             </w:r>
             <w:proofErr w:type="spellEnd"/>
             <w:r>
               <w:rPr>
                 <w:rFonts w:eastAsia="Times New Roman"/>
+                <w:b/>
+                <w:bCs/>
                 <w:lang w:val="fr-FR"/>
               </w:rPr>
               <w:t>}</w:t>
-            </w:r>
-          </w:p>
-        </w:tc>
-        <w:tc>
-          <w:tcPr>
-            <w:tcW w:w="1260" w:type="dxa"/>
-          </w:tcPr>
-          <w:p>
-            <w:pPr>
-              <w:overflowPunct w:val="0"/>
-              <w:autoSpaceDE w:val="0"/>
-              <w:autoSpaceDN w:val="0"/>
-              <w:adjustRightInd w:val="0"/>
-              <w:spacing w:after="0" w:line="360" w:lineRule="auto"/>
-              <w:jc w:val="center"/>
-              <w:textAlignment w:val="baseline"/>
-              <w:rPr>
-                <w:rFonts w:eastAsia="Times New Roman"/>
-                <w:lang w:val="fr-FR"/>
-              </w:rPr>
-            </w:pPr>
-            <w:r>
-              <w:rPr>
-                <w:rFonts w:eastAsia="Times New Roman"/>
-                <w:lang w:val="fr-FR"/>
-              </w:rPr>
-              <w:t>3</w:t>
-            </w:r>
-          </w:p>
-        </w:tc>
-        <w:tc>
-          <w:tcPr>
-            <w:tcW w:w="1942" w:type="dxa"/>
-          </w:tcPr>
-          <w:p>
-            <w:pPr>
-              <w:overflowPunct w:val="0"/>
-              <w:autoSpaceDE w:val="0"/>
-              <w:autoSpaceDN w:val="0"/>
-              <w:adjustRightInd w:val="0"/>
-              <w:spacing w:after="0" w:line="360" w:lineRule="auto"/>
-              <w:jc w:val="center"/>
-              <w:textAlignment w:val="baseline"/>
-              <w:rPr>
-                <w:rFonts w:eastAsia="Times New Roman"/>
-                <w:lang w:val="fr-FR"/>
-              </w:rPr>
-            </w:pPr>
-          </w:p>
-        </w:tc>
-      </w:tr>
-      <w:tr>
-        <w:trPr>
-          <w:cantSplit/>
-          <w:jc w:val="center"/>
-        </w:trPr>
-        <w:tc>
-          <w:tcPr>
-            <w:tcW w:w="6010" w:type="dxa"/>
-            <w:gridSpan w:val="2"/>
-          </w:tcPr>
-          <w:p>
-            <w:pPr>
-              <w:overflowPunct w:val="0"/>
-              <w:autoSpaceDE w:val="0"/>
-              <w:autoSpaceDN w:val="0"/>
-              <w:adjustRightInd w:val="0"/>
-              <w:spacing w:after="0" w:line="360" w:lineRule="auto"/>
-              <w:jc w:val="center"/>
-              <w:textAlignment w:val="baseline"/>
-              <w:rPr>
-                <w:rFonts w:eastAsia="Times New Roman"/>
-                <w:lang w:val="fr-FR"/>
-              </w:rPr>
-            </w:pPr>
-            <w:r>
-              <w:rPr>
-                <w:rFonts w:eastAsia="Times New Roman"/>
-                <w:b/>
-                <w:bCs/>
-                <w:lang w:val="fr-FR"/>
-              </w:rPr>
-              <w:t>TOTAL</w:t>
-            </w:r>
-          </w:p>
-        </w:tc>
-        <w:tc>
-          <w:tcPr>
-            <w:tcW w:w="1260" w:type="dxa"/>
-          </w:tcPr>
-          <w:p>
-            <w:pPr>
-              <w:overflowPunct w:val="0"/>
-              <w:autoSpaceDE w:val="0"/>
-              <w:autoSpaceDN w:val="0"/>
-              <w:adjustRightInd w:val="0"/>
-              <w:spacing w:after="0" w:line="360" w:lineRule="auto"/>
-              <w:jc w:val="center"/>
-              <w:textAlignment w:val="baseline"/>
-              <w:rPr>
-                <w:rFonts w:eastAsia="Times New Roman"/>
-                <w:b/>
-                <w:bCs/>
-                <w:lang w:val="fr-FR"/>
-              </w:rPr>
-            </w:pPr>
-            <w:r>
-              <w:rPr>
-                <w:rFonts w:eastAsia="Times New Roman"/>
-                <w:b/>
-                <w:bCs/>
-                <w:lang w:val="fr-FR"/>
-              </w:rPr>
-              <w:t>8</w:t>
-            </w:r>
-          </w:p>
-        </w:tc>
-        <w:tc>
-          <w:tcPr>
-            <w:tcW w:w="1942" w:type="dxa"/>
-          </w:tcPr>
-          <w:p>
-            <w:pPr>
-              <w:overflowPunct w:val="0"/>
-              <w:autoSpaceDE w:val="0"/>
-              <w:autoSpaceDN w:val="0"/>
-              <w:adjustRightInd w:val="0"/>
-              <w:spacing w:after="0" w:line="360" w:lineRule="auto"/>
-              <w:jc w:val="right"/>
-              <w:textAlignment w:val="baseline"/>
-              <w:rPr>
-                <w:rFonts w:eastAsia="Times New Roman"/>
-                <w:b/>
-                <w:bCs/>
-                <w:lang w:val="fr-FR"/>
-              </w:rPr>
-            </w:pPr>
-            <w:r>
-              <w:rPr>
-                <w:rFonts w:eastAsia="Times New Roman"/>
-                <w:b/>
-                <w:bCs/>
-                <w:lang w:val="fr-FR"/>
-              </w:rPr>
-              <w:t>/160</w:t>
-            </w:r>
-          </w:p>
-        </w:tc>
-      </w:tr>
-      <w:tr>
-        <w:trPr>
-          <w:cantSplit/>
-          <w:jc w:val="center"/>
-        </w:trPr>
-        <w:tc>
-          <w:tcPr>
-            <w:tcW w:w="7270" w:type="dxa"/>
-            <w:gridSpan w:val="3"/>
-          </w:tcPr>
-          <w:p>
-            <w:pPr>
-              <w:overflowPunct w:val="0"/>
-              <w:autoSpaceDE w:val="0"/>
-              <w:autoSpaceDN w:val="0"/>
-              <w:adjustRightInd w:val="0"/>
-              <w:spacing w:after="0" w:line="360" w:lineRule="auto"/>
-              <w:jc w:val="right"/>
-              <w:textAlignment w:val="baseline"/>
-              <w:rPr>
-                <w:rFonts w:eastAsia="Times New Roman"/>
-                <w:b/>
-                <w:bCs/>
-                <w:sz w:val="28"/>
-                <w:szCs w:val="28"/>
-                <w:lang w:val="fr-FR"/>
-              </w:rPr>
-            </w:pPr>
-            <w:r>
-              <w:rPr>
-                <w:rFonts w:eastAsia="Times New Roman"/>
-                <w:b/>
-                <w:bCs/>
-                <w:sz w:val="28"/>
-                <w:szCs w:val="28"/>
-                <w:lang w:val="fr-FR"/>
-              </w:rPr>
-              <w:t xml:space="preserve">Moyenne </w:t>
-            </w:r>
-          </w:p>
-        </w:tc>
-        <w:tc>
-          <w:tcPr>
-            <w:tcW w:w="1942" w:type="dxa"/>
-          </w:tcPr>
-          <w:p>
-            <w:pPr>
-              <w:overflowPunct w:val="0"/>
-              <w:autoSpaceDE w:val="0"/>
-              <w:autoSpaceDN w:val="0"/>
-              <w:adjustRightInd w:val="0"/>
-              <w:spacing w:after="0" w:line="360" w:lineRule="auto"/>
-              <w:jc w:val="right"/>
-              <w:textAlignment w:val="baseline"/>
-              <w:rPr>
-                <w:rFonts w:eastAsia="Times New Roman"/>
-                <w:b/>
-                <w:bCs/>
-                <w:lang w:val="fr-FR"/>
-              </w:rPr>
-            </w:pPr>
-            <w:r>
-              <w:rPr>
-                <w:rFonts w:eastAsia="Times New Roman"/>
-                <w:b/>
-                <w:bCs/>
-                <w:lang w:val="fr-FR"/>
-              </w:rPr>
-              <w:t>${</w:t>
-            </w:r>
-            <w:proofErr w:type="spellStart"/>
-            <w:r>
-              <w:rPr>
-                <w:rFonts w:eastAsia="Times New Roman"/>
-                <w:b/>
-                <w:bCs/>
-                <w:lang w:val="fr-FR"/>
-              </w:rPr>
-              <w:t>note_finale_</w:t>
-            </w:r>
-            <w:proofErr w:type="gramStart"/>
-            <w:r>
-              <w:rPr>
-                <w:rFonts w:eastAsia="Times New Roman"/>
-                <w:b/>
-                <w:bCs/>
-                <w:lang w:val="fr-FR"/>
-              </w:rPr>
-              <w:t>pv</w:t>
-            </w:r>
-            <w:proofErr w:type="spellEnd"/>
-            <w:r>
-              <w:rPr>
-                <w:rFonts w:eastAsia="Times New Roman"/>
-                <w:b/>
-                <w:bCs/>
-                <w:lang w:val="fr-FR"/>
-              </w:rPr>
-              <w:t>}/</w:t>
-            </w:r>
-            <w:proofErr w:type="gramEnd"/>
-            <w:r>
-              <w:rPr>
-                <w:rFonts w:eastAsia="Times New Roman"/>
-                <w:b/>
-                <w:bCs/>
-                <w:lang w:val="fr-FR"/>
-              </w:rPr>
-              <w:t>20</w:t>
             </w:r>
           </w:p>
         </w:tc>
@@ -2547,6 +1118,118 @@
         <w:autoSpaceDE w:val="0"/>
         <w:autoSpaceDN w:val="0"/>
         <w:adjustRightInd w:val="0"/>
+        <w:spacing w:after="0" w:line="240" w:lineRule="auto"/>
+        <w:textAlignment w:val="baseline"/>
+        <w:rPr>
+          <w:rFonts w:eastAsia="Times New Roman"/>
+          <w:lang w:val="fr-FR"/>
+        </w:rPr>
+      </w:pPr>
+    </w:p>
+    <w:p>
+      <w:pPr>
+        <w:overflowPunct w:val="0"/>
+        <w:autoSpaceDE w:val="0"/>
+        <w:autoSpaceDN w:val="0"/>
+        <w:adjustRightInd w:val="0"/>
+        <w:spacing w:after="0" w:line="240" w:lineRule="auto"/>
+        <w:textAlignment w:val="baseline"/>
+        <w:rPr>
+          <w:rFonts w:eastAsia="Times New Roman"/>
+          <w:lang w:val="fr-FR"/>
+        </w:rPr>
+      </w:pPr>
+    </w:p>
+    <w:p>
+      <w:pPr>
+        <w:overflowPunct w:val="0"/>
+        <w:autoSpaceDE w:val="0"/>
+        <w:autoSpaceDN w:val="0"/>
+        <w:adjustRightInd w:val="0"/>
+        <w:spacing w:after="0" w:line="240" w:lineRule="auto"/>
+        <w:textAlignment w:val="baseline"/>
+        <w:rPr>
+          <w:rFonts w:eastAsia="Times New Roman"/>
+          <w:lang w:val="fr-FR"/>
+        </w:rPr>
+      </w:pPr>
+    </w:p>
+    <w:p>
+      <w:pPr>
+        <w:overflowPunct w:val="0"/>
+        <w:autoSpaceDE w:val="0"/>
+        <w:autoSpaceDN w:val="0"/>
+        <w:adjustRightInd w:val="0"/>
+        <w:spacing w:after="0" w:line="240" w:lineRule="auto"/>
+        <w:textAlignment w:val="baseline"/>
+        <w:rPr>
+          <w:rFonts w:eastAsia="Times New Roman"/>
+          <w:lang w:val="fr-FR"/>
+        </w:rPr>
+      </w:pPr>
+      <w:r>
+        <w:rPr>
+          <w:rFonts w:eastAsia="Times New Roman"/>
+          <w:lang w:val="fr-FR"/>
+        </w:rPr>
+        <w:t>DECISION DU JURY :</w:t>
+      </w:r>
+      <w:r>
+        <w:rPr>
+          <w:rFonts w:eastAsia="Times New Roman"/>
+          <w:lang w:val="fr-FR"/>
+        </w:rPr>
+        <w:tab/>
+      </w:r>
+      <w:r>
+        <w:rPr>
+          <w:rFonts w:eastAsia="Times New Roman"/>
+          <w:lang w:val="fr-FR"/>
+        </w:rPr>
+        <w:tab/>
+      </w:r>
+      <w:r>
+        <w:rPr>
+          <w:rFonts w:eastAsia="Times New Roman"/>
+          <w:lang w:val="fr-FR"/>
+        </w:rPr>
+        <w:tab/>
+      </w:r>
+    </w:p>
+    <w:p>
+      <w:pPr>
+        <w:overflowPunct w:val="0"/>
+        <w:autoSpaceDE w:val="0"/>
+        <w:autoSpaceDN w:val="0"/>
+        <w:adjustRightInd w:val="0"/>
+        <w:spacing w:after="0" w:line="240" w:lineRule="auto"/>
+        <w:textAlignment w:val="baseline"/>
+        <w:rPr>
+          <w:rFonts w:eastAsia="Times New Roman"/>
+          <w:lang w:val="fr-FR"/>
+        </w:rPr>
+      </w:pPr>
+    </w:p>
+    <w:p>
+      <w:pPr>
+        <w:overflowPunct w:val="0"/>
+        <w:autoSpaceDE w:val="0"/>
+        <w:autoSpaceDN w:val="0"/>
+        <w:adjustRightInd w:val="0"/>
+        <w:spacing w:after="0" w:line="240" w:lineRule="auto"/>
+        <w:textAlignment w:val="baseline"/>
+        <w:rPr>
+          <w:rFonts w:eastAsia="Times New Roman"/>
+          <w:lang w:val="fr-FR"/>
+        </w:rPr>
+      </w:pPr>
+    </w:p>
+    <w:p>
+      <w:pPr>
+        <w:overflowPunct w:val="0"/>
+        <w:autoSpaceDE w:val="0"/>
+        <w:autoSpaceDN w:val="0"/>
+        <w:adjustRightInd w:val="0"/>
         <w:spacing w:after="0" w:line="360" w:lineRule="auto"/>
         <w:textAlignment w:val="baseline"/>
         <w:rPr>
@@ -2554,6 +1237,13 @@
           <w:lang w:val="fr-FR"/>
         </w:rPr>
       </w:pPr>
+      <w:r>
+        <w:rPr>
+          <w:rFonts w:eastAsia="Times New Roman"/>
+          <w:lang w:val="fr-FR"/>
+        </w:rPr>
+        <w:t>NOMS ET SIGNATURES DES MEMBRES DU JURY</w:t>
+      </w:r>
     </w:p>
     <w:p>
       <w:pPr>
@@ -2568,130 +1258,95 @@
           <w:lang w:val="fr-FR"/>
         </w:rPr>
       </w:pPr>
-      <w:r>
-        <w:rPr>
-          <w:rFonts w:eastAsia="Times New Roman"/>
-          <w:lang w:val="fr-FR"/>
-        </w:rPr>
-        <w:t>DECISION DU JURY </w:t>
-      </w:r>
-    </w:p>
-    <w:p>
-      <w:pPr>
-        <w:overflowPunct w:val="0"/>
-        <w:autoSpaceDE w:val="0"/>
-        <w:autoSpaceDN w:val="0"/>
-        <w:adjustRightInd w:val="0"/>
-        <w:spacing w:after="0" w:line="360" w:lineRule="auto"/>
-        <w:textAlignment w:val="baseline"/>
-        <w:rPr>
-          <w:rFonts w:eastAsia="Times New Roman"/>
-          <w:lang w:val="fr-FR"/>
-        </w:rPr>
-      </w:pPr>
-    </w:p>
-    <w:p>
-      <w:pPr>
-        <w:overflowPunct w:val="0"/>
-        <w:autoSpaceDE w:val="0"/>
-        <w:autoSpaceDN w:val="0"/>
-        <w:adjustRightInd w:val="0"/>
-        <w:spacing w:after="0" w:line="240" w:lineRule="auto"/>
-        <w:textAlignment w:val="baseline"/>
-        <w:rPr>
-          <w:rFonts w:eastAsia="Times New Roman"/>
-          <w:lang w:val="fr-FR"/>
-        </w:rPr>
-      </w:pPr>
-    </w:p>
-    <w:p>
-      <w:pPr>
-        <w:overflowPunct w:val="0"/>
-        <w:autoSpaceDE w:val="0"/>
-        <w:autoSpaceDN w:val="0"/>
-        <w:adjustRightInd w:val="0"/>
-        <w:spacing w:after="0" w:line="360" w:lineRule="auto"/>
-        <w:textAlignment w:val="baseline"/>
-        <w:rPr>
-          <w:rFonts w:eastAsia="Times New Roman"/>
-          <w:lang w:val="fr-FR"/>
-        </w:rPr>
-      </w:pPr>
-      <w:r>
-        <w:rPr>
-          <w:rFonts w:eastAsia="Times New Roman"/>
-          <w:lang w:val="fr-FR"/>
-        </w:rPr>
-        <w:t>NOMS ET SIGNATURES DES MEMBRES DU JURY :</w:t>
-      </w:r>
-    </w:p>
-    <w:p>
-      <w:pPr>
-        <w:overflowPunct w:val="0"/>
-        <w:autoSpaceDE w:val="0"/>
-        <w:autoSpaceDN w:val="0"/>
-        <w:adjustRightInd w:val="0"/>
-        <w:spacing w:after="0" w:line="360" w:lineRule="auto"/>
-        <w:textAlignment w:val="baseline"/>
-        <w:rPr>
-          <w:rFonts w:eastAsia="Times New Roman"/>
-          <w:lang w:val="fr-FR"/>
-        </w:rPr>
-      </w:pPr>
-    </w:p>
-    <w:p>
-      <w:pPr>
-        <w:rPr>
-          <w:lang w:val="fr-FR"/>
-        </w:rPr>
-      </w:pPr>
-      <w:r>
-        <w:rPr>
+    </w:p>
+    <w:p>
+      <w:pPr>
+        <w:spacing w:line="600" w:lineRule="auto"/>
+        <w:rPr>
+          <w:b/>
+          <w:bCs/>
           <w:sz w:val="22"/>
           <w:szCs w:val="22"/>
           <w:lang w:val="fr-FR"/>
         </w:rPr>
-        <w:t>Président : ${</w:t>
-      </w:r>
-      <w:proofErr w:type="spellStart"/>
+      </w:pPr>
       <w:r>
         <w:rPr>
           <w:sz w:val="22"/>
           <w:szCs w:val="22"/>
           <w:lang w:val="fr-FR"/>
         </w:rPr>
+        <w:t xml:space="preserve">Président : </w:t>
+      </w:r>
+      <w:r>
+        <w:rPr>
+          <w:b/>
+          <w:bCs/>
+          <w:sz w:val="24"/>
+          <w:szCs w:val="24"/>
+          <w:lang w:val="fr-FR"/>
+        </w:rPr>
+        <w:t>${</w:t>
+      </w:r>
+      <w:proofErr w:type="spellStart"/>
+      <w:r>
+        <w:rPr>
+          <w:b/>
+          <w:bCs/>
+          <w:sz w:val="24"/>
+          <w:szCs w:val="24"/>
+          <w:lang w:val="fr-FR"/>
+        </w:rPr>
         <w:t>president</w:t>
       </w:r>
       <w:proofErr w:type="spellEnd"/>
+      <w:r>
+        <w:rPr>
+          <w:b/>
+          <w:bCs/>
+          <w:sz w:val="24"/>
+          <w:szCs w:val="24"/>
+          <w:lang w:val="fr-FR"/>
+        </w:rPr>
+        <w:t>}</w:t>
+      </w:r>
+    </w:p>
+    <w:p>
+      <w:pPr>
+        <w:spacing w:line="600" w:lineRule="auto"/>
+        <w:rPr>
+          <w:lang w:val="fr-FR"/>
+        </w:rPr>
+      </w:pPr>
       <w:r>
         <w:rPr>
           <w:sz w:val="22"/>
           <w:szCs w:val="22"/>
           <w:lang w:val="fr-FR"/>
         </w:rPr>
-        <w:t>}</w:t>
-      </w:r>
-    </w:p>
-    <w:p>
-      <w:pPr>
-        <w:rPr>
-          <w:lang w:val="fr-FR"/>
-        </w:rPr>
-      </w:pPr>
-      <w:r>
-        <w:rPr>
+        <w:t xml:space="preserve">Examinateur : </w:t>
+      </w:r>
+      <w:r>
+        <w:rPr>
+          <w:b/>
+          <w:bCs/>
+          <w:sz w:val="24"/>
+          <w:szCs w:val="24"/>
+          <w:lang w:val="fr-FR"/>
+        </w:rPr>
+        <w:t>${examinateur}</w:t>
+      </w:r>
+    </w:p>
+    <w:p>
+      <w:pPr>
+        <w:spacing w:line="600" w:lineRule="auto"/>
+        <w:rPr>
+          <w:b/>
+          <w:bCs/>
           <w:sz w:val="22"/>
           <w:szCs w:val="22"/>
           <w:lang w:val="fr-FR"/>
         </w:rPr>
-        <w:t>Examinateur : ${examinateur}</w:t>
-      </w:r>
-    </w:p>
-    <w:p>
-      <w:pPr>
-        <w:rPr>
-          <w:lang w:val="fr-FR"/>
-        </w:rPr>
       </w:pPr>
       <w:r>
         <w:rPr>
@@ -2699,29 +1354,29 @@
           <w:szCs w:val="22"/>
           <w:lang w:val="fr-FR"/>
         </w:rPr>
-        <w:t>Directeur de mémoire : ${directeur}</w:t>
-      </w:r>
-    </w:p>
-    <w:p>
-      <w:pPr>
-        <w:rPr>
-          <w:lang w:val="fr-FR"/>
-        </w:rPr>
-      </w:pPr>
-      <w:r>
-        <w:rPr>
+        <w:t xml:space="preserve">Directeur de mémoire : </w:t>
+      </w:r>
+      <w:r>
+        <w:rPr>
+          <w:b/>
+          <w:bCs/>
+          <w:sz w:val="24"/>
+          <w:szCs w:val="24"/>
+          <w:lang w:val="fr-FR"/>
+        </w:rPr>
+        <w:t>${directeur}</w:t>
+      </w:r>
+    </w:p>
+    <w:p>
+      <w:pPr>
+        <w:spacing w:line="600" w:lineRule="auto"/>
+        <w:rPr>
+          <w:b/>
+          <w:bCs/>
           <w:sz w:val="22"/>
           <w:szCs w:val="22"/>
           <w:lang w:val="fr-FR"/>
         </w:rPr>
-        <w:t>Encadreur : ${encadreur}</w:t>
-      </w:r>
-    </w:p>
-    <w:p>
-      <w:pPr>
-        <w:rPr>
-          <w:lang w:val="fr-FR"/>
-        </w:rPr>
       </w:pPr>
       <w:r>
         <w:rPr>
@@ -2729,22 +1384,62 @@
           <w:szCs w:val="22"/>
           <w:lang w:val="fr-FR"/>
         </w:rPr>
-        <w:t>Maître de stage : ${</w:t>
-      </w:r>
-      <w:proofErr w:type="spellStart"/>
+        <w:t xml:space="preserve">Encadreur : </w:t>
+      </w:r>
+      <w:r>
+        <w:rPr>
+          <w:b/>
+          <w:bCs/>
+          <w:sz w:val="24"/>
+          <w:szCs w:val="24"/>
+          <w:lang w:val="fr-FR"/>
+        </w:rPr>
+        <w:t>${encadreur}</w:t>
+      </w:r>
+    </w:p>
+    <w:p>
+      <w:pPr>
+        <w:spacing w:line="600" w:lineRule="auto"/>
+        <w:rPr>
+          <w:lang w:val="fr-FR"/>
+        </w:rPr>
+      </w:pPr>
       <w:r>
         <w:rPr>
           <w:sz w:val="22"/>
           <w:szCs w:val="22"/>
           <w:lang w:val="fr-FR"/>
         </w:rPr>
+        <w:t xml:space="preserve">Maître de stage : </w:t>
+      </w:r>
+      <w:r>
+        <w:rPr>
+          <w:b/>
+          <w:bCs/>
+          <w:sz w:val="24"/>
+          <w:szCs w:val="24"/>
+          <w:lang w:val="fr-FR"/>
+        </w:rPr>
+        <w:t>${</w:t>
+      </w:r>
+      <w:proofErr w:type="spellStart"/>
+      <w:r>
+        <w:rPr>
+          <w:b/>
+          <w:bCs/>
+          <w:sz w:val="24"/>
+          <w:szCs w:val="24"/>
+          <w:lang w:val="fr-FR"/>
+        </w:rPr>
         <w:t>maitre_stage</w:t>
       </w:r>
       <w:proofErr w:type="spellEnd"/>
       <w:r>
         <w:rPr>
-          <w:sz w:val="22"/>
-          <w:szCs w:val="22"/>
+          <w:b/>
+          <w:bCs/>
+          <w:sz w:val="24"/>
+          <w:szCs w:val="24"/>
           <w:lang w:val="fr-FR"/>
         </w:rPr>
         <w:t>}</w:t>
@@ -2813,6 +1508,1639 @@
                 <w:noProof/>
                 <w:lang w:val="fr-FR"/>
               </w:rPr>
+              <w:lastRenderedPageBreak/>
+              <w:drawing>
+                <wp:inline distT="0" distB="0" distL="0" distR="0" wp14:anchorId="09B7C4FA" wp14:editId="6A0C6304">
+                  <wp:extent cx="1304925" cy="895350"/>
+                  <wp:effectExtent l="0" t="0" r="9525" b="0"/>
+                  <wp:docPr id="3" name="Image 3" descr="UFHB_LOGO"/>
+                  <wp:cNvGraphicFramePr>
+                    <a:graphicFrameLocks xmlns:a="http://schemas.openxmlformats.org/drawingml/2006/main" noChangeAspect="1"/>
+                  </wp:cNvGraphicFramePr>
+                  <a:graphic xmlns:a="http://schemas.openxmlformats.org/drawingml/2006/main">
+                    <a:graphicData uri="http://schemas.openxmlformats.org/drawingml/2006/picture">
+                      <pic:pic xmlns:pic="http://schemas.openxmlformats.org/drawingml/2006/picture">
+                        <pic:nvPicPr>
+                          <pic:cNvPr id="0" name="Picture 3" descr="UFHB_LOGO"/>
+                          <pic:cNvPicPr>
+                            <a:picLocks noChangeAspect="1" noChangeArrowheads="1"/>
+                          </pic:cNvPicPr>
+                        </pic:nvPicPr>
+                        <pic:blipFill>
+                          <a:blip r:embed="rId8">
+                            <a:extLst>
+                              <a:ext uri="{28A0092B-C50C-407E-A947-70E740481C1C}">
+                                <a14:useLocalDpi xmlns:a14="http://schemas.microsoft.com/office/drawing/2010/main" val="0"/>
+                              </a:ext>
+                            </a:extLst>
+                          </a:blip>
+                          <a:srcRect/>
+                          <a:stretch>
+                            <a:fillRect/>
+                          </a:stretch>
+                        </pic:blipFill>
+                        <pic:spPr bwMode="auto">
+                          <a:xfrm>
+                            <a:off x="0" y="0"/>
+                            <a:ext cx="1304925" cy="895350"/>
+                          </a:xfrm>
+                          <a:prstGeom prst="rect">
+                            <a:avLst/>
+                          </a:prstGeom>
+                          <a:noFill/>
+                          <a:ln>
+                            <a:noFill/>
+                          </a:ln>
+                        </pic:spPr>
+                      </pic:pic>
+                    </a:graphicData>
+                  </a:graphic>
+                </wp:inline>
+              </w:drawing>
+            </w:r>
+          </w:p>
+        </w:tc>
+        <w:tc>
+          <w:tcPr>
+            <w:tcW w:w="4677" w:type="dxa"/>
+          </w:tcPr>
+          <w:p>
+            <w:pPr>
+              <w:keepNext/>
+              <w:spacing w:after="0" w:line="240" w:lineRule="auto"/>
+              <w:jc w:val="center"/>
+              <w:outlineLvl w:val="0"/>
+              <w:rPr>
+                <w:rFonts w:eastAsia="Times New Roman"/>
+                <w:b/>
+                <w:sz w:val="28"/>
+                <w:szCs w:val="24"/>
+                <w:lang w:val="fr-FR"/>
+              </w:rPr>
+            </w:pPr>
+            <w:r>
+              <w:rPr>
+                <w:rFonts w:eastAsia="Times New Roman"/>
+                <w:b/>
+                <w:sz w:val="28"/>
+                <w:szCs w:val="24"/>
+                <w:lang w:val="fr-FR"/>
+              </w:rPr>
+              <w:t>ANNEXE 2</w:t>
+            </w:r>
+          </w:p>
+          <w:p>
+            <w:pPr>
+              <w:keepNext/>
+              <w:spacing w:after="0" w:line="240" w:lineRule="auto"/>
+              <w:jc w:val="center"/>
+              <w:outlineLvl w:val="0"/>
+              <w:rPr>
+                <w:rFonts w:eastAsia="Times New Roman"/>
+                <w:b/>
+                <w:sz w:val="32"/>
+                <w:szCs w:val="24"/>
+                <w:lang w:val="fr-FR"/>
+              </w:rPr>
+            </w:pPr>
+            <w:r>
+              <w:rPr>
+                <w:rFonts w:eastAsia="Times New Roman"/>
+                <w:b/>
+                <w:sz w:val="32"/>
+                <w:szCs w:val="24"/>
+                <w:lang w:val="fr-FR"/>
+              </w:rPr>
+              <w:t>FILIERES</w:t>
+            </w:r>
+          </w:p>
+          <w:p>
+            <w:pPr>
+              <w:keepNext/>
+              <w:spacing w:after="0" w:line="240" w:lineRule="auto"/>
+              <w:jc w:val="center"/>
+              <w:outlineLvl w:val="0"/>
+              <w:rPr>
+                <w:rFonts w:eastAsia="Times New Roman"/>
+                <w:b/>
+                <w:sz w:val="28"/>
+                <w:szCs w:val="24"/>
+                <w:lang w:val="fr-FR"/>
+              </w:rPr>
+            </w:pPr>
+            <w:r>
+              <w:rPr>
+                <w:rFonts w:eastAsia="Times New Roman"/>
+                <w:b/>
+                <w:sz w:val="32"/>
+                <w:szCs w:val="24"/>
+                <w:lang w:val="fr-FR"/>
+              </w:rPr>
+              <w:t>PROFESSIONNALISEES</w:t>
+            </w:r>
+          </w:p>
+          <w:p>
+            <w:pPr>
+              <w:keepNext/>
+              <w:spacing w:after="0" w:line="240" w:lineRule="auto"/>
+              <w:jc w:val="center"/>
+              <w:outlineLvl w:val="0"/>
+              <w:rPr>
+                <w:rFonts w:eastAsia="Times New Roman"/>
+                <w:b/>
+                <w:sz w:val="28"/>
+                <w:szCs w:val="24"/>
+                <w:lang w:val="fr-FR"/>
+              </w:rPr>
+            </w:pPr>
+          </w:p>
+        </w:tc>
+        <w:tc>
+          <w:tcPr>
+            <w:tcW w:w="2336" w:type="dxa"/>
+          </w:tcPr>
+          <w:p>
+            <w:pPr>
+              <w:overflowPunct w:val="0"/>
+              <w:autoSpaceDE w:val="0"/>
+              <w:autoSpaceDN w:val="0"/>
+              <w:adjustRightInd w:val="0"/>
+              <w:spacing w:after="0" w:line="240" w:lineRule="auto"/>
+              <w:textAlignment w:val="baseline"/>
+              <w:rPr>
+                <w:rFonts w:eastAsia="Times New Roman"/>
+                <w:lang w:val="fr-FR"/>
+              </w:rPr>
+            </w:pPr>
+            <w:r>
+              <w:rPr>
+                <w:rFonts w:eastAsia="Times New Roman"/>
+                <w:noProof/>
+                <w:lang w:val="fr-FR"/>
+              </w:rPr>
+              <w:drawing>
+                <wp:inline distT="0" distB="0" distL="0" distR="0" wp14:anchorId="783F7321" wp14:editId="3530C1A9">
+                  <wp:extent cx="1162050" cy="838200"/>
+                  <wp:effectExtent l="0" t="0" r="0" b="0"/>
+                  <wp:docPr id="4" name="Image 2" descr="logoufrmi2"/>
+                  <wp:cNvGraphicFramePr>
+                    <a:graphicFrameLocks xmlns:a="http://schemas.openxmlformats.org/drawingml/2006/main" noChangeAspect="1"/>
+                  </wp:cNvGraphicFramePr>
+                  <a:graphic xmlns:a="http://schemas.openxmlformats.org/drawingml/2006/main">
+                    <a:graphicData uri="http://schemas.openxmlformats.org/drawingml/2006/picture">
+                      <pic:pic xmlns:pic="http://schemas.openxmlformats.org/drawingml/2006/picture">
+                        <pic:nvPicPr>
+                          <pic:cNvPr id="0" name="Image 2" descr="logoufrmi2"/>
+                          <pic:cNvPicPr>
+                            <a:picLocks noChangeAspect="1" noChangeArrowheads="1"/>
+                          </pic:cNvPicPr>
+                        </pic:nvPicPr>
+                        <pic:blipFill>
+                          <a:blip r:embed="rId9" cstate="print">
+                            <a:extLst>
+                              <a:ext uri="{28A0092B-C50C-407E-A947-70E740481C1C}">
+                                <a14:useLocalDpi xmlns:a14="http://schemas.microsoft.com/office/drawing/2010/main" val="0"/>
+                              </a:ext>
+                            </a:extLst>
+                          </a:blip>
+                          <a:srcRect/>
+                          <a:stretch>
+                            <a:fillRect/>
+                          </a:stretch>
+                        </pic:blipFill>
+                        <pic:spPr bwMode="auto">
+                          <a:xfrm>
+                            <a:off x="0" y="0"/>
+                            <a:ext cx="1162050" cy="838200"/>
+                          </a:xfrm>
+                          <a:prstGeom prst="rect">
+                            <a:avLst/>
+                          </a:prstGeom>
+                          <a:noFill/>
+                          <a:ln>
+                            <a:noFill/>
+                          </a:ln>
+                        </pic:spPr>
+                      </pic:pic>
+                    </a:graphicData>
+                  </a:graphic>
+                </wp:inline>
+              </w:drawing>
+            </w:r>
+          </w:p>
+        </w:tc>
+      </w:tr>
+    </w:tbl>
+    <w:p>
+      <w:pPr>
+        <w:overflowPunct w:val="0"/>
+        <w:autoSpaceDE w:val="0"/>
+        <w:autoSpaceDN w:val="0"/>
+        <w:adjustRightInd w:val="0"/>
+        <w:spacing w:after="0" w:line="240" w:lineRule="auto"/>
+        <w:textAlignment w:val="baseline"/>
+        <w:rPr>
+          <w:rFonts w:eastAsia="Times New Roman"/>
+          <w:lang w:val="fr-FR"/>
+        </w:rPr>
+      </w:pPr>
+    </w:p>
+    <w:p>
+      <w:pPr>
+        <w:keepNext/>
+        <w:shd w:val="clear" w:color="auto" w:fill="FF00FF"/>
+        <w:overflowPunct w:val="0"/>
+        <w:autoSpaceDE w:val="0"/>
+        <w:autoSpaceDN w:val="0"/>
+        <w:adjustRightInd w:val="0"/>
+        <w:spacing w:before="240" w:after="60" w:line="240" w:lineRule="auto"/>
+        <w:ind w:right="-108"/>
+        <w:jc w:val="center"/>
+        <w:textAlignment w:val="baseline"/>
+        <w:outlineLvl w:val="2"/>
+        <w:rPr>
+          <w:rFonts w:eastAsia="Times New Roman"/>
+          <w:b/>
+          <w:bCs/>
+          <w:color w:val="FFFFFF"/>
+          <w:sz w:val="24"/>
+          <w:szCs w:val="24"/>
+          <w:lang w:val="fr-FR"/>
+        </w:rPr>
+      </w:pPr>
+      <w:r>
+        <w:rPr>
+          <w:rFonts w:eastAsia="Times New Roman"/>
+          <w:b/>
+          <w:bCs/>
+          <w:color w:val="FFFFFF"/>
+          <w:sz w:val="24"/>
+          <w:szCs w:val="24"/>
+          <w:highlight w:val="darkYellow"/>
+          <w:lang w:val="fr-FR"/>
+        </w:rPr>
+        <w:t>UFR de Mathématiques et Informatique Filières Professionnalisées MIAGE-GI</w:t>
+      </w:r>
+    </w:p>
+    <w:p>
+      <w:pPr>
+        <w:overflowPunct w:val="0"/>
+        <w:autoSpaceDE w:val="0"/>
+        <w:autoSpaceDN w:val="0"/>
+        <w:adjustRightInd w:val="0"/>
+        <w:spacing w:after="0" w:line="240" w:lineRule="auto"/>
+        <w:textAlignment w:val="baseline"/>
+        <w:rPr>
+          <w:rFonts w:eastAsia="Times New Roman"/>
+          <w:lang w:val="fr-FR"/>
+        </w:rPr>
+      </w:pPr>
+    </w:p>
+    <w:p>
+      <w:pPr>
+        <w:keepNext/>
+        <w:spacing w:after="0" w:line="240" w:lineRule="auto"/>
+        <w:jc w:val="center"/>
+        <w:outlineLvl w:val="0"/>
+        <w:rPr>
+          <w:rFonts w:eastAsia="Times New Roman"/>
+          <w:b/>
+          <w:sz w:val="36"/>
+          <w:szCs w:val="36"/>
+          <w:lang w:val="fr-FR"/>
+        </w:rPr>
+      </w:pPr>
+      <w:r>
+        <w:rPr>
+          <w:rFonts w:eastAsia="Times New Roman"/>
+          <w:b/>
+          <w:sz w:val="36"/>
+          <w:szCs w:val="36"/>
+          <w:lang w:val="fr-FR"/>
+        </w:rPr>
+        <w:t>P.V. JURY N°</w:t>
+      </w:r>
+    </w:p>
+    <w:p>
+      <w:pPr>
+        <w:overflowPunct w:val="0"/>
+        <w:autoSpaceDE w:val="0"/>
+        <w:autoSpaceDN w:val="0"/>
+        <w:adjustRightInd w:val="0"/>
+        <w:spacing w:after="0" w:line="360" w:lineRule="auto"/>
+        <w:textAlignment w:val="baseline"/>
+        <w:rPr>
+          <w:rFonts w:eastAsia="Times New Roman"/>
+          <w:b/>
+          <w:bCs/>
+          <w:sz w:val="22"/>
+          <w:szCs w:val="22"/>
+          <w:lang w:val="fr-FR"/>
+        </w:rPr>
+      </w:pPr>
+      <w:r>
+        <w:rPr>
+          <w:rFonts w:eastAsia="Times New Roman"/>
+          <w:lang w:val="fr-FR"/>
+        </w:rPr>
+        <w:t xml:space="preserve">DATE :  </w:t>
+      </w:r>
+      <w:r>
+        <w:rPr>
+          <w:rFonts w:eastAsia="Times New Roman"/>
+          <w:b/>
+          <w:bCs/>
+          <w:sz w:val="22"/>
+          <w:szCs w:val="22"/>
+          <w:lang w:val="fr-FR"/>
+        </w:rPr>
+        <w:t>${</w:t>
+      </w:r>
+      <w:proofErr w:type="spellStart"/>
+      <w:r>
+        <w:rPr>
+          <w:rFonts w:eastAsia="Times New Roman"/>
+          <w:b/>
+          <w:bCs/>
+          <w:sz w:val="22"/>
+          <w:szCs w:val="22"/>
+          <w:lang w:val="fr-FR"/>
+        </w:rPr>
+        <w:t>date_soutenance</w:t>
+      </w:r>
+      <w:proofErr w:type="spellEnd"/>
+      <w:r>
+        <w:rPr>
+          <w:rFonts w:eastAsia="Times New Roman"/>
+          <w:b/>
+          <w:bCs/>
+          <w:sz w:val="22"/>
+          <w:szCs w:val="22"/>
+          <w:lang w:val="fr-FR"/>
+        </w:rPr>
+        <w:t>}</w:t>
+      </w:r>
+    </w:p>
+    <w:p>
+      <w:pPr>
+        <w:overflowPunct w:val="0"/>
+        <w:autoSpaceDE w:val="0"/>
+        <w:autoSpaceDN w:val="0"/>
+        <w:adjustRightInd w:val="0"/>
+        <w:spacing w:after="0" w:line="360" w:lineRule="auto"/>
+        <w:textAlignment w:val="baseline"/>
+        <w:rPr>
+          <w:rFonts w:eastAsia="Times New Roman"/>
+          <w:b/>
+          <w:bCs/>
+          <w:sz w:val="22"/>
+          <w:szCs w:val="22"/>
+          <w:lang w:val="fr-FR"/>
+        </w:rPr>
+      </w:pPr>
+    </w:p>
+    <w:p>
+      <w:pPr>
+        <w:overflowPunct w:val="0"/>
+        <w:autoSpaceDE w:val="0"/>
+        <w:autoSpaceDN w:val="0"/>
+        <w:adjustRightInd w:val="0"/>
+        <w:spacing w:after="0" w:line="360" w:lineRule="auto"/>
+        <w:textAlignment w:val="baseline"/>
+        <w:rPr>
+          <w:rFonts w:eastAsia="Times New Roman"/>
+          <w:b/>
+          <w:bCs/>
+          <w:sz w:val="22"/>
+          <w:szCs w:val="22"/>
+        </w:rPr>
+      </w:pPr>
+      <w:proofErr w:type="gramStart"/>
+      <w:r>
+        <w:rPr>
+          <w:rFonts w:eastAsia="Times New Roman"/>
+        </w:rPr>
+        <w:t>THEME :</w:t>
+      </w:r>
+      <w:proofErr w:type="gramEnd"/>
+      <w:r>
+        <w:rPr>
+          <w:rFonts w:eastAsia="Times New Roman"/>
+        </w:rPr>
+        <w:t xml:space="preserve"> </w:t>
+      </w:r>
+      <w:r>
+        <w:rPr>
+          <w:rFonts w:eastAsia="Times New Roman"/>
+          <w:b/>
+          <w:bCs/>
+          <w:sz w:val="22"/>
+          <w:szCs w:val="22"/>
+        </w:rPr>
+        <w:t>${theme}</w:t>
+      </w:r>
+    </w:p>
+    <w:p>
+      <w:pPr>
+        <w:overflowPunct w:val="0"/>
+        <w:autoSpaceDE w:val="0"/>
+        <w:autoSpaceDN w:val="0"/>
+        <w:adjustRightInd w:val="0"/>
+        <w:spacing w:after="0" w:line="360" w:lineRule="auto"/>
+        <w:textAlignment w:val="baseline"/>
+        <w:rPr>
+          <w:rFonts w:eastAsia="Times New Roman"/>
+          <w:lang w:val="fr-FR"/>
+        </w:rPr>
+      </w:pPr>
+    </w:p>
+    <w:p>
+      <w:pPr>
+        <w:overflowPunct w:val="0"/>
+        <w:autoSpaceDE w:val="0"/>
+        <w:autoSpaceDN w:val="0"/>
+        <w:adjustRightInd w:val="0"/>
+        <w:spacing w:after="0" w:line="360" w:lineRule="auto"/>
+        <w:textAlignment w:val="baseline"/>
+        <w:rPr>
+          <w:rFonts w:eastAsia="Times New Roman"/>
+          <w:b/>
+          <w:bCs/>
+          <w:sz w:val="22"/>
+          <w:szCs w:val="22"/>
+          <w:lang w:val="fr-FR"/>
+        </w:rPr>
+      </w:pPr>
+      <w:r>
+        <w:rPr>
+          <w:rFonts w:eastAsia="Times New Roman"/>
+          <w:lang w:val="fr-FR"/>
+        </w:rPr>
+        <w:t xml:space="preserve">NOM ET PRENOMS DE L’IMPETRANT : </w:t>
+      </w:r>
+      <w:r>
+        <w:rPr>
+          <w:rFonts w:eastAsia="Times New Roman"/>
+          <w:b/>
+          <w:bCs/>
+          <w:sz w:val="22"/>
+          <w:szCs w:val="22"/>
+          <w:lang w:val="fr-FR"/>
+        </w:rPr>
+        <w:t>${</w:t>
+      </w:r>
+      <w:proofErr w:type="spellStart"/>
+      <w:r>
+        <w:rPr>
+          <w:rFonts w:eastAsia="Times New Roman"/>
+          <w:b/>
+          <w:bCs/>
+          <w:sz w:val="22"/>
+          <w:szCs w:val="22"/>
+          <w:lang w:val="fr-FR"/>
+        </w:rPr>
+        <w:t>nom_etudiant</w:t>
+      </w:r>
+      <w:proofErr w:type="spellEnd"/>
+      <w:r>
+        <w:rPr>
+          <w:rFonts w:eastAsia="Times New Roman"/>
+          <w:b/>
+          <w:bCs/>
+          <w:sz w:val="22"/>
+          <w:szCs w:val="22"/>
+          <w:lang w:val="fr-FR"/>
+        </w:rPr>
+        <w:t>}</w:t>
+      </w:r>
+    </w:p>
+    <w:p>
+      <w:pPr>
+        <w:overflowPunct w:val="0"/>
+        <w:autoSpaceDE w:val="0"/>
+        <w:autoSpaceDN w:val="0"/>
+        <w:adjustRightInd w:val="0"/>
+        <w:spacing w:after="0" w:line="360" w:lineRule="auto"/>
+        <w:textAlignment w:val="baseline"/>
+        <w:rPr>
+          <w:rFonts w:eastAsia="Times New Roman"/>
+          <w:sz w:val="8"/>
+          <w:lang w:val="fr-FR"/>
+        </w:rPr>
+      </w:pPr>
+    </w:p>
+    <w:p>
+      <w:pPr>
+        <w:overflowPunct w:val="0"/>
+        <w:autoSpaceDE w:val="0"/>
+        <w:autoSpaceDN w:val="0"/>
+        <w:adjustRightInd w:val="0"/>
+        <w:spacing w:after="0" w:line="360" w:lineRule="auto"/>
+        <w:textAlignment w:val="baseline"/>
+        <w:rPr>
+          <w:rFonts w:eastAsia="Times New Roman"/>
+          <w:sz w:val="8"/>
+          <w:lang w:val="fr-FR"/>
+        </w:rPr>
+      </w:pPr>
+    </w:p>
+    <w:p>
+      <w:pPr>
+        <w:overflowPunct w:val="0"/>
+        <w:autoSpaceDE w:val="0"/>
+        <w:autoSpaceDN w:val="0"/>
+        <w:adjustRightInd w:val="0"/>
+        <w:spacing w:after="0" w:line="360" w:lineRule="auto"/>
+        <w:textAlignment w:val="baseline"/>
+        <w:rPr>
+          <w:rFonts w:eastAsia="Times New Roman"/>
+          <w:sz w:val="8"/>
+          <w:lang w:val="fr-FR"/>
+        </w:rPr>
+      </w:pPr>
+    </w:p>
+    <w:p>
+      <w:pPr>
+        <w:overflowPunct w:val="0"/>
+        <w:autoSpaceDE w:val="0"/>
+        <w:autoSpaceDN w:val="0"/>
+        <w:adjustRightInd w:val="0"/>
+        <w:spacing w:after="0" w:line="360" w:lineRule="auto"/>
+        <w:textAlignment w:val="baseline"/>
+        <w:rPr>
+          <w:rFonts w:eastAsia="Times New Roman"/>
+          <w:sz w:val="8"/>
+          <w:lang w:val="fr-FR"/>
+        </w:rPr>
+      </w:pPr>
+    </w:p>
+    <w:tbl>
+      <w:tblPr>
+        <w:tblW w:w="0" w:type="auto"/>
+        <w:jc w:val="center"/>
+        <w:tblBorders>
+          <w:top w:val="single" w:sz="4" w:space="0" w:color="auto"/>
+          <w:left w:val="single" w:sz="4" w:space="0" w:color="auto"/>
+          <w:bottom w:val="single" w:sz="4" w:space="0" w:color="auto"/>
+          <w:right w:val="single" w:sz="4" w:space="0" w:color="auto"/>
+          <w:insideH w:val="single" w:sz="4" w:space="0" w:color="auto"/>
+          <w:insideV w:val="single" w:sz="4" w:space="0" w:color="auto"/>
+        </w:tblBorders>
+        <w:tblCellMar>
+          <w:left w:w="70" w:type="dxa"/>
+          <w:right w:w="70" w:type="dxa"/>
+        </w:tblCellMar>
+        <w:tblLook w:val="0000" w:firstRow="0" w:lastRow="0" w:firstColumn="0" w:lastColumn="0" w:noHBand="0" w:noVBand="0"/>
+      </w:tblPr>
+      <w:tblGrid>
+        <w:gridCol w:w="2842"/>
+        <w:gridCol w:w="2364"/>
+        <w:gridCol w:w="1920"/>
+        <w:gridCol w:w="2086"/>
+      </w:tblGrid>
+      <w:tr>
+        <w:trPr>
+          <w:cantSplit/>
+          <w:trHeight w:val="268"/>
+          <w:jc w:val="center"/>
+        </w:trPr>
+        <w:tc>
+          <w:tcPr>
+            <w:tcW w:w="2842" w:type="dxa"/>
+            <w:vAlign w:val="center"/>
+          </w:tcPr>
+          <w:p>
+            <w:pPr>
+              <w:overflowPunct w:val="0"/>
+              <w:autoSpaceDE w:val="0"/>
+              <w:autoSpaceDN w:val="0"/>
+              <w:adjustRightInd w:val="0"/>
+              <w:spacing w:after="0" w:line="360" w:lineRule="auto"/>
+              <w:jc w:val="center"/>
+              <w:textAlignment w:val="baseline"/>
+              <w:rPr>
+                <w:rFonts w:eastAsia="Times New Roman"/>
+                <w:b/>
+                <w:bCs/>
+                <w:lang w:val="fr-FR"/>
+              </w:rPr>
+            </w:pPr>
+            <w:r>
+              <w:rPr>
+                <w:rFonts w:eastAsia="Times New Roman"/>
+                <w:b/>
+                <w:bCs/>
+                <w:lang w:val="fr-FR"/>
+              </w:rPr>
+              <w:t>POINTS D’APPRECIATION</w:t>
+            </w:r>
+          </w:p>
+        </w:tc>
+        <w:tc>
+          <w:tcPr>
+            <w:tcW w:w="2364" w:type="dxa"/>
+            <w:vAlign w:val="center"/>
+          </w:tcPr>
+          <w:p>
+            <w:pPr>
+              <w:overflowPunct w:val="0"/>
+              <w:autoSpaceDE w:val="0"/>
+              <w:autoSpaceDN w:val="0"/>
+              <w:adjustRightInd w:val="0"/>
+              <w:spacing w:after="0" w:line="360" w:lineRule="auto"/>
+              <w:jc w:val="center"/>
+              <w:textAlignment w:val="baseline"/>
+              <w:rPr>
+                <w:rFonts w:eastAsia="Times New Roman"/>
+                <w:b/>
+                <w:bCs/>
+                <w:lang w:val="fr-FR"/>
+              </w:rPr>
+            </w:pPr>
+            <w:r>
+              <w:rPr>
+                <w:rFonts w:eastAsia="Times New Roman"/>
+                <w:b/>
+                <w:bCs/>
+                <w:lang w:val="fr-FR"/>
+              </w:rPr>
+              <w:t>NOTE OBTENUE</w:t>
+            </w:r>
+          </w:p>
+        </w:tc>
+        <w:tc>
+          <w:tcPr>
+            <w:tcW w:w="1920" w:type="dxa"/>
+            <w:vAlign w:val="center"/>
+          </w:tcPr>
+          <w:p>
+            <w:pPr>
+              <w:overflowPunct w:val="0"/>
+              <w:autoSpaceDE w:val="0"/>
+              <w:autoSpaceDN w:val="0"/>
+              <w:adjustRightInd w:val="0"/>
+              <w:spacing w:after="0" w:line="360" w:lineRule="auto"/>
+              <w:jc w:val="center"/>
+              <w:textAlignment w:val="baseline"/>
+              <w:rPr>
+                <w:rFonts w:eastAsia="Times New Roman"/>
+                <w:b/>
+                <w:bCs/>
+                <w:lang w:val="fr-FR"/>
+              </w:rPr>
+            </w:pPr>
+            <w:r>
+              <w:rPr>
+                <w:rFonts w:eastAsia="Times New Roman"/>
+                <w:b/>
+                <w:bCs/>
+                <w:lang w:val="fr-FR"/>
+              </w:rPr>
+              <w:t>Coeff.</w:t>
+            </w:r>
+          </w:p>
+          <w:p>
+            <w:pPr>
+              <w:overflowPunct w:val="0"/>
+              <w:autoSpaceDE w:val="0"/>
+              <w:autoSpaceDN w:val="0"/>
+              <w:adjustRightInd w:val="0"/>
+              <w:spacing w:after="0" w:line="360" w:lineRule="auto"/>
+              <w:jc w:val="center"/>
+              <w:textAlignment w:val="baseline"/>
+              <w:rPr>
+                <w:rFonts w:eastAsia="Times New Roman"/>
+                <w:lang w:val="fr-FR"/>
+              </w:rPr>
+            </w:pPr>
+          </w:p>
+        </w:tc>
+        <w:tc>
+          <w:tcPr>
+            <w:tcW w:w="1875" w:type="dxa"/>
+            <w:vAlign w:val="center"/>
+          </w:tcPr>
+          <w:p>
+            <w:pPr>
+              <w:overflowPunct w:val="0"/>
+              <w:autoSpaceDE w:val="0"/>
+              <w:autoSpaceDN w:val="0"/>
+              <w:adjustRightInd w:val="0"/>
+              <w:spacing w:after="0" w:line="360" w:lineRule="auto"/>
+              <w:jc w:val="center"/>
+              <w:textAlignment w:val="baseline"/>
+              <w:rPr>
+                <w:rFonts w:eastAsia="Times New Roman"/>
+                <w:b/>
+                <w:bCs/>
+                <w:lang w:val="fr-FR"/>
+              </w:rPr>
+            </w:pPr>
+            <w:r>
+              <w:rPr>
+                <w:rFonts w:eastAsia="Times New Roman"/>
+                <w:b/>
+                <w:bCs/>
+                <w:lang w:val="fr-FR"/>
+              </w:rPr>
+              <w:t>Moyenne Coeff.</w:t>
+            </w:r>
+          </w:p>
+        </w:tc>
+      </w:tr>
+      <w:tr>
+        <w:trPr>
+          <w:cantSplit/>
+          <w:jc w:val="center"/>
+        </w:trPr>
+        <w:tc>
+          <w:tcPr>
+            <w:tcW w:w="2842" w:type="dxa"/>
+            <w:vAlign w:val="center"/>
+          </w:tcPr>
+          <w:p>
+            <w:pPr>
+              <w:overflowPunct w:val="0"/>
+              <w:autoSpaceDE w:val="0"/>
+              <w:autoSpaceDN w:val="0"/>
+              <w:adjustRightInd w:val="0"/>
+              <w:spacing w:after="0" w:line="360" w:lineRule="auto"/>
+              <w:textAlignment w:val="baseline"/>
+              <w:rPr>
+                <w:rFonts w:eastAsia="Times New Roman"/>
+                <w:lang w:val="fr-FR"/>
+              </w:rPr>
+            </w:pPr>
+            <w:r>
+              <w:rPr>
+                <w:rFonts w:eastAsia="Times New Roman"/>
+                <w:lang w:val="fr-FR"/>
+              </w:rPr>
+              <w:t>1.  Moyenne Générale Master1</w:t>
+            </w:r>
+          </w:p>
+        </w:tc>
+        <w:tc>
+          <w:tcPr>
+            <w:tcW w:w="2364" w:type="dxa"/>
+            <w:vAlign w:val="center"/>
+          </w:tcPr>
+          <w:p>
+            <w:pPr>
+              <w:overflowPunct w:val="0"/>
+              <w:autoSpaceDE w:val="0"/>
+              <w:autoSpaceDN w:val="0"/>
+              <w:adjustRightInd w:val="0"/>
+              <w:spacing w:after="0" w:line="360" w:lineRule="auto"/>
+              <w:jc w:val="center"/>
+              <w:textAlignment w:val="baseline"/>
+              <w:rPr>
+                <w:rFonts w:eastAsia="Times New Roman"/>
+                <w:lang w:val="fr-FR"/>
+              </w:rPr>
+            </w:pPr>
+            <w:r>
+              <w:rPr>
+                <w:rFonts w:eastAsia="Times New Roman"/>
+                <w:lang w:val="fr-FR"/>
+              </w:rPr>
+              <w:t>${moyenne_master1}</w:t>
+            </w:r>
+          </w:p>
+        </w:tc>
+        <w:tc>
+          <w:tcPr>
+            <w:tcW w:w="1920" w:type="dxa"/>
+            <w:vAlign w:val="center"/>
+          </w:tcPr>
+          <w:p>
+            <w:pPr>
+              <w:overflowPunct w:val="0"/>
+              <w:autoSpaceDE w:val="0"/>
+              <w:autoSpaceDN w:val="0"/>
+              <w:adjustRightInd w:val="0"/>
+              <w:spacing w:after="0" w:line="360" w:lineRule="auto"/>
+              <w:jc w:val="center"/>
+              <w:textAlignment w:val="baseline"/>
+              <w:rPr>
+                <w:rFonts w:eastAsia="Times New Roman"/>
+                <w:lang w:val="fr-FR"/>
+              </w:rPr>
+            </w:pPr>
+            <w:r>
+              <w:rPr>
+                <w:rFonts w:eastAsia="Times New Roman"/>
+              </w:rPr>
+              <w:t>${coef_master1}</w:t>
+            </w:r>
+          </w:p>
+        </w:tc>
+        <w:tc>
+          <w:tcPr>
+            <w:tcW w:w="1875" w:type="dxa"/>
+            <w:vAlign w:val="center"/>
+          </w:tcPr>
+          <w:p>
+            <w:pPr>
+              <w:overflowPunct w:val="0"/>
+              <w:autoSpaceDE w:val="0"/>
+              <w:autoSpaceDN w:val="0"/>
+              <w:adjustRightInd w:val="0"/>
+              <w:spacing w:after="0" w:line="360" w:lineRule="auto"/>
+              <w:jc w:val="center"/>
+              <w:textAlignment w:val="baseline"/>
+              <w:rPr>
+                <w:rFonts w:eastAsia="Times New Roman"/>
+                <w:lang w:val="fr-FR"/>
+              </w:rPr>
+            </w:pPr>
+          </w:p>
+        </w:tc>
+      </w:tr>
+      <w:tr>
+        <w:trPr>
+          <w:cantSplit/>
+          <w:jc w:val="center"/>
+        </w:trPr>
+        <w:tc>
+          <w:tcPr>
+            <w:tcW w:w="2842" w:type="dxa"/>
+            <w:vAlign w:val="center"/>
+          </w:tcPr>
+          <w:p>
+            <w:pPr>
+              <w:overflowPunct w:val="0"/>
+              <w:autoSpaceDE w:val="0"/>
+              <w:autoSpaceDN w:val="0"/>
+              <w:adjustRightInd w:val="0"/>
+              <w:spacing w:after="0" w:line="360" w:lineRule="auto"/>
+              <w:textAlignment w:val="baseline"/>
+              <w:rPr>
+                <w:rFonts w:eastAsia="Times New Roman"/>
+                <w:lang w:val="fr-FR"/>
+              </w:rPr>
+            </w:pPr>
+            <w:r>
+              <w:rPr>
+                <w:rFonts w:eastAsia="Times New Roman"/>
+                <w:lang w:val="fr-FR"/>
+              </w:rPr>
+              <w:t>2. Moyenne Générale Semestre 1 Master2</w:t>
+            </w:r>
+          </w:p>
+        </w:tc>
+        <w:tc>
+          <w:tcPr>
+            <w:tcW w:w="2364" w:type="dxa"/>
+            <w:vAlign w:val="center"/>
+          </w:tcPr>
+          <w:p>
+            <w:pPr>
+              <w:overflowPunct w:val="0"/>
+              <w:autoSpaceDE w:val="0"/>
+              <w:autoSpaceDN w:val="0"/>
+              <w:adjustRightInd w:val="0"/>
+              <w:spacing w:after="0" w:line="360" w:lineRule="auto"/>
+              <w:jc w:val="center"/>
+              <w:textAlignment w:val="baseline"/>
+              <w:rPr>
+                <w:rFonts w:eastAsia="Times New Roman"/>
+                <w:lang w:val="fr-FR"/>
+              </w:rPr>
+            </w:pPr>
+            <w:r>
+              <w:rPr>
+                <w:rFonts w:eastAsia="Times New Roman"/>
+                <w:lang w:val="fr-FR"/>
+              </w:rPr>
+              <w:t>${moyenne_s1_master2}</w:t>
+            </w:r>
+          </w:p>
+        </w:tc>
+        <w:tc>
+          <w:tcPr>
+            <w:tcW w:w="1920" w:type="dxa"/>
+            <w:vAlign w:val="center"/>
+          </w:tcPr>
+          <w:p>
+            <w:pPr>
+              <w:overflowPunct w:val="0"/>
+              <w:autoSpaceDE w:val="0"/>
+              <w:autoSpaceDN w:val="0"/>
+              <w:adjustRightInd w:val="0"/>
+              <w:spacing w:after="0" w:line="360" w:lineRule="auto"/>
+              <w:jc w:val="center"/>
+              <w:textAlignment w:val="baseline"/>
+              <w:rPr>
+                <w:rFonts w:eastAsia="Times New Roman"/>
+                <w:lang w:val="fr-FR"/>
+              </w:rPr>
+            </w:pPr>
+            <w:r>
+              <w:rPr>
+                <w:rFonts w:eastAsia="Times New Roman"/>
+              </w:rPr>
+              <w:t>${coef_s1_master2}</w:t>
+            </w:r>
+          </w:p>
+        </w:tc>
+        <w:tc>
+          <w:tcPr>
+            <w:tcW w:w="1875" w:type="dxa"/>
+            <w:vAlign w:val="center"/>
+          </w:tcPr>
+          <w:p>
+            <w:pPr>
+              <w:overflowPunct w:val="0"/>
+              <w:autoSpaceDE w:val="0"/>
+              <w:autoSpaceDN w:val="0"/>
+              <w:adjustRightInd w:val="0"/>
+              <w:spacing w:after="0" w:line="360" w:lineRule="auto"/>
+              <w:jc w:val="center"/>
+              <w:textAlignment w:val="baseline"/>
+              <w:rPr>
+                <w:rFonts w:eastAsia="Times New Roman"/>
+                <w:lang w:val="fr-FR"/>
+              </w:rPr>
+            </w:pPr>
+          </w:p>
+        </w:tc>
+      </w:tr>
+      <w:tr>
+        <w:trPr>
+          <w:cantSplit/>
+          <w:jc w:val="center"/>
+        </w:trPr>
+        <w:tc>
+          <w:tcPr>
+            <w:tcW w:w="2842" w:type="dxa"/>
+            <w:vAlign w:val="center"/>
+          </w:tcPr>
+          <w:p>
+            <w:pPr>
+              <w:overflowPunct w:val="0"/>
+              <w:autoSpaceDE w:val="0"/>
+              <w:autoSpaceDN w:val="0"/>
+              <w:adjustRightInd w:val="0"/>
+              <w:spacing w:after="0" w:line="360" w:lineRule="auto"/>
+              <w:textAlignment w:val="baseline"/>
+              <w:rPr>
+                <w:rFonts w:eastAsia="Times New Roman"/>
+                <w:lang w:val="fr-FR"/>
+              </w:rPr>
+            </w:pPr>
+            <w:r>
+              <w:rPr>
+                <w:rFonts w:eastAsia="Times New Roman"/>
+                <w:lang w:val="fr-FR"/>
+              </w:rPr>
+              <w:t>3. Mémoire de fin de cycle</w:t>
+            </w:r>
+          </w:p>
+        </w:tc>
+        <w:tc>
+          <w:tcPr>
+            <w:tcW w:w="2364" w:type="dxa"/>
+            <w:vAlign w:val="center"/>
+          </w:tcPr>
+          <w:p>
+            <w:pPr>
+              <w:overflowPunct w:val="0"/>
+              <w:autoSpaceDE w:val="0"/>
+              <w:autoSpaceDN w:val="0"/>
+              <w:adjustRightInd w:val="0"/>
+              <w:spacing w:after="0" w:line="360" w:lineRule="auto"/>
+              <w:jc w:val="center"/>
+              <w:textAlignment w:val="baseline"/>
+              <w:rPr>
+                <w:rFonts w:eastAsia="Times New Roman"/>
+                <w:lang w:val="fr-FR"/>
+              </w:rPr>
+            </w:pPr>
+            <w:r>
+              <w:rPr>
+                <w:rFonts w:eastAsia="Times New Roman"/>
+                <w:lang w:val="fr-FR"/>
+              </w:rPr>
+              <w:t>${</w:t>
+            </w:r>
+            <w:proofErr w:type="spellStart"/>
+            <w:r>
+              <w:rPr>
+                <w:rFonts w:eastAsia="Times New Roman"/>
+                <w:lang w:val="fr-FR"/>
+              </w:rPr>
+              <w:t>note_finale</w:t>
+            </w:r>
+            <w:proofErr w:type="spellEnd"/>
+            <w:r>
+              <w:rPr>
+                <w:rFonts w:eastAsia="Times New Roman"/>
+                <w:lang w:val="fr-FR"/>
+              </w:rPr>
+              <w:t>}</w:t>
+            </w:r>
+          </w:p>
+        </w:tc>
+        <w:tc>
+          <w:tcPr>
+            <w:tcW w:w="1920" w:type="dxa"/>
+            <w:vAlign w:val="center"/>
+          </w:tcPr>
+          <w:p>
+            <w:pPr>
+              <w:overflowPunct w:val="0"/>
+              <w:autoSpaceDE w:val="0"/>
+              <w:autoSpaceDN w:val="0"/>
+              <w:adjustRightInd w:val="0"/>
+              <w:spacing w:after="0" w:line="360" w:lineRule="auto"/>
+              <w:jc w:val="center"/>
+              <w:textAlignment w:val="baseline"/>
+              <w:rPr>
+                <w:rFonts w:eastAsia="Times New Roman"/>
+                <w:lang w:val="fr-FR"/>
+              </w:rPr>
+            </w:pPr>
+            <w:r>
+              <w:rPr>
+                <w:rFonts w:eastAsia="Times New Roman"/>
+              </w:rPr>
+              <w:t>${</w:t>
+            </w:r>
+            <w:proofErr w:type="spellStart"/>
+            <w:r>
+              <w:rPr>
+                <w:rFonts w:eastAsia="Times New Roman"/>
+              </w:rPr>
+              <w:t>coef_memoire</w:t>
+            </w:r>
+            <w:proofErr w:type="spellEnd"/>
+            <w:r>
+              <w:rPr>
+                <w:rFonts w:eastAsia="Times New Roman"/>
+              </w:rPr>
+              <w:t>}</w:t>
+            </w:r>
+          </w:p>
+        </w:tc>
+        <w:tc>
+          <w:tcPr>
+            <w:tcW w:w="1875" w:type="dxa"/>
+            <w:vAlign w:val="center"/>
+          </w:tcPr>
+          <w:p>
+            <w:pPr>
+              <w:overflowPunct w:val="0"/>
+              <w:autoSpaceDE w:val="0"/>
+              <w:autoSpaceDN w:val="0"/>
+              <w:adjustRightInd w:val="0"/>
+              <w:spacing w:after="0" w:line="360" w:lineRule="auto"/>
+              <w:jc w:val="center"/>
+              <w:textAlignment w:val="baseline"/>
+              <w:rPr>
+                <w:rFonts w:eastAsia="Times New Roman"/>
+                <w:lang w:val="fr-FR"/>
+              </w:rPr>
+            </w:pPr>
+          </w:p>
+        </w:tc>
+      </w:tr>
+      <w:tr>
+        <w:trPr>
+          <w:cantSplit/>
+          <w:jc w:val="center"/>
+        </w:trPr>
+        <w:tc>
+          <w:tcPr>
+            <w:tcW w:w="5206" w:type="dxa"/>
+            <w:gridSpan w:val="2"/>
+            <w:vAlign w:val="center"/>
+          </w:tcPr>
+          <w:p>
+            <w:pPr>
+              <w:overflowPunct w:val="0"/>
+              <w:autoSpaceDE w:val="0"/>
+              <w:autoSpaceDN w:val="0"/>
+              <w:adjustRightInd w:val="0"/>
+              <w:spacing w:after="0" w:line="360" w:lineRule="auto"/>
+              <w:jc w:val="center"/>
+              <w:textAlignment w:val="baseline"/>
+              <w:rPr>
+                <w:rFonts w:eastAsia="Times New Roman"/>
+                <w:lang w:val="fr-FR"/>
+              </w:rPr>
+            </w:pPr>
+            <w:r>
+              <w:rPr>
+                <w:rFonts w:eastAsia="Times New Roman"/>
+                <w:b/>
+                <w:bCs/>
+                <w:lang w:val="fr-FR"/>
+              </w:rPr>
+              <w:t>TOTAL</w:t>
+            </w:r>
+          </w:p>
+        </w:tc>
+        <w:tc>
+          <w:tcPr>
+            <w:tcW w:w="1920" w:type="dxa"/>
+            <w:vAlign w:val="center"/>
+          </w:tcPr>
+          <w:p>
+            <w:pPr>
+              <w:overflowPunct w:val="0"/>
+              <w:autoSpaceDE w:val="0"/>
+              <w:autoSpaceDN w:val="0"/>
+              <w:adjustRightInd w:val="0"/>
+              <w:spacing w:after="0" w:line="360" w:lineRule="auto"/>
+              <w:jc w:val="center"/>
+              <w:textAlignment w:val="baseline"/>
+              <w:rPr>
+                <w:rFonts w:eastAsia="Times New Roman"/>
+                <w:b/>
+                <w:bCs/>
+                <w:lang w:val="fr-FR"/>
+              </w:rPr>
+            </w:pPr>
+            <w:r>
+              <w:rPr>
+                <w:rFonts w:eastAsia="Times New Roman"/>
+                <w:b/>
+                <w:bCs/>
+                <w:lang w:val="fr-FR"/>
+              </w:rPr>
+              <w:t>8</w:t>
+            </w:r>
+          </w:p>
+        </w:tc>
+        <w:tc>
+          <w:tcPr>
+            <w:tcW w:w="1875" w:type="dxa"/>
+            <w:vAlign w:val="center"/>
+          </w:tcPr>
+          <w:p>
+            <w:pPr>
+              <w:overflowPunct w:val="0"/>
+              <w:autoSpaceDE w:val="0"/>
+              <w:autoSpaceDN w:val="0"/>
+              <w:adjustRightInd w:val="0"/>
+              <w:spacing w:after="0" w:line="360" w:lineRule="auto"/>
+              <w:jc w:val="center"/>
+              <w:textAlignment w:val="baseline"/>
+              <w:rPr>
+                <w:rFonts w:eastAsia="Times New Roman"/>
+                <w:b/>
+                <w:bCs/>
+                <w:lang w:val="fr-FR"/>
+              </w:rPr>
+            </w:pPr>
+            <w:r>
+              <w:rPr>
+                <w:rFonts w:eastAsia="Times New Roman"/>
+                <w:b/>
+                <w:bCs/>
+                <w:lang w:val="fr-FR"/>
+              </w:rPr>
+              <w:t>/160</w:t>
+            </w:r>
+          </w:p>
+        </w:tc>
+      </w:tr>
+      <w:tr>
+        <w:trPr>
+          <w:cantSplit/>
+          <w:jc w:val="center"/>
+        </w:trPr>
+        <w:tc>
+          <w:tcPr>
+            <w:tcW w:w="7126" w:type="dxa"/>
+            <w:gridSpan w:val="3"/>
+            <w:vAlign w:val="center"/>
+          </w:tcPr>
+          <w:p>
+            <w:pPr>
+              <w:overflowPunct w:val="0"/>
+              <w:autoSpaceDE w:val="0"/>
+              <w:autoSpaceDN w:val="0"/>
+              <w:adjustRightInd w:val="0"/>
+              <w:spacing w:after="0" w:line="360" w:lineRule="auto"/>
+              <w:jc w:val="center"/>
+              <w:textAlignment w:val="baseline"/>
+              <w:rPr>
+                <w:rFonts w:eastAsia="Times New Roman"/>
+                <w:b/>
+                <w:bCs/>
+                <w:sz w:val="28"/>
+                <w:szCs w:val="28"/>
+                <w:lang w:val="fr-FR"/>
+              </w:rPr>
+            </w:pPr>
+            <w:r>
+              <w:rPr>
+                <w:rFonts w:eastAsia="Times New Roman"/>
+                <w:b/>
+                <w:bCs/>
+                <w:sz w:val="28"/>
+                <w:szCs w:val="28"/>
+                <w:lang w:val="fr-FR"/>
+              </w:rPr>
+              <w:t>Moyenne</w:t>
+            </w:r>
+          </w:p>
+        </w:tc>
+        <w:tc>
+          <w:tcPr>
+            <w:tcW w:w="1875" w:type="dxa"/>
+            <w:vAlign w:val="center"/>
+          </w:tcPr>
+          <w:p>
+            <w:pPr>
+              <w:overflowPunct w:val="0"/>
+              <w:autoSpaceDE w:val="0"/>
+              <w:autoSpaceDN w:val="0"/>
+              <w:adjustRightInd w:val="0"/>
+              <w:spacing w:after="0" w:line="360" w:lineRule="auto"/>
+              <w:jc w:val="center"/>
+              <w:textAlignment w:val="baseline"/>
+              <w:rPr>
+                <w:rFonts w:eastAsia="Times New Roman"/>
+                <w:b/>
+                <w:bCs/>
+                <w:lang w:val="fr-FR"/>
+              </w:rPr>
+            </w:pPr>
+            <w:r>
+              <w:rPr>
+                <w:rFonts w:eastAsia="Times New Roman"/>
+                <w:b/>
+                <w:bCs/>
+                <w:lang w:val="fr-FR"/>
+              </w:rPr>
+              <w:t>${</w:t>
+            </w:r>
+            <w:proofErr w:type="spellStart"/>
+            <w:r>
+              <w:rPr>
+                <w:rFonts w:eastAsia="Times New Roman"/>
+                <w:b/>
+                <w:bCs/>
+                <w:lang w:val="fr-FR"/>
+              </w:rPr>
+              <w:t>note_finale_</w:t>
+            </w:r>
+            <w:proofErr w:type="gramStart"/>
+            <w:r>
+              <w:rPr>
+                <w:rFonts w:eastAsia="Times New Roman"/>
+                <w:b/>
+                <w:bCs/>
+                <w:lang w:val="fr-FR"/>
+              </w:rPr>
+              <w:t>pv</w:t>
+            </w:r>
+            <w:proofErr w:type="spellEnd"/>
+            <w:r>
+              <w:rPr>
+                <w:rFonts w:eastAsia="Times New Roman"/>
+                <w:b/>
+                <w:bCs/>
+                <w:lang w:val="fr-FR"/>
+              </w:rPr>
+              <w:t>}/</w:t>
+            </w:r>
+            <w:proofErr w:type="gramEnd"/>
+            <w:r>
+              <w:rPr>
+                <w:rFonts w:eastAsia="Times New Roman"/>
+                <w:b/>
+                <w:bCs/>
+                <w:lang w:val="fr-FR"/>
+              </w:rPr>
+              <w:t>20</w:t>
+            </w:r>
+          </w:p>
+        </w:tc>
+      </w:tr>
+    </w:tbl>
+    <w:p>
+      <w:pPr>
+        <w:overflowPunct w:val="0"/>
+        <w:autoSpaceDE w:val="0"/>
+        <w:autoSpaceDN w:val="0"/>
+        <w:adjustRightInd w:val="0"/>
+        <w:spacing w:after="0" w:line="360" w:lineRule="auto"/>
+        <w:textAlignment w:val="baseline"/>
+        <w:rPr>
+          <w:rFonts w:eastAsia="Times New Roman"/>
+          <w:lang w:val="fr-FR"/>
+        </w:rPr>
+      </w:pPr>
+    </w:p>
+    <w:p>
+      <w:pPr>
+        <w:overflowPunct w:val="0"/>
+        <w:autoSpaceDE w:val="0"/>
+        <w:autoSpaceDN w:val="0"/>
+        <w:adjustRightInd w:val="0"/>
+        <w:spacing w:after="0" w:line="360" w:lineRule="auto"/>
+        <w:textAlignment w:val="baseline"/>
+        <w:rPr>
+          <w:rFonts w:eastAsia="Times New Roman"/>
+          <w:lang w:val="fr-FR"/>
+        </w:rPr>
+      </w:pPr>
+      <w:r>
+        <w:rPr>
+          <w:rFonts w:eastAsia="Times New Roman"/>
+          <w:lang w:val="fr-FR"/>
+        </w:rPr>
+        <w:t>DECISION DU JURY </w:t>
+      </w:r>
+    </w:p>
+    <w:p>
+      <w:pPr>
+        <w:overflowPunct w:val="0"/>
+        <w:autoSpaceDE w:val="0"/>
+        <w:autoSpaceDN w:val="0"/>
+        <w:adjustRightInd w:val="0"/>
+        <w:spacing w:after="0" w:line="240" w:lineRule="auto"/>
+        <w:textAlignment w:val="baseline"/>
+        <w:rPr>
+          <w:rFonts w:eastAsia="Times New Roman"/>
+          <w:lang w:val="fr-FR"/>
+        </w:rPr>
+      </w:pPr>
+    </w:p>
+    <w:p>
+      <w:pPr>
+        <w:overflowPunct w:val="0"/>
+        <w:autoSpaceDE w:val="0"/>
+        <w:autoSpaceDN w:val="0"/>
+        <w:adjustRightInd w:val="0"/>
+        <w:spacing w:after="0" w:line="360" w:lineRule="auto"/>
+        <w:textAlignment w:val="baseline"/>
+        <w:rPr>
+          <w:rFonts w:eastAsia="Times New Roman"/>
+          <w:lang w:val="fr-FR"/>
+        </w:rPr>
+      </w:pPr>
+      <w:r>
+        <w:rPr>
+          <w:rFonts w:eastAsia="Times New Roman"/>
+          <w:lang w:val="fr-FR"/>
+        </w:rPr>
+        <w:t>NOMS ET SIGNATURES DES MEMBRES DU JURY :</w:t>
+      </w:r>
+    </w:p>
+    <w:p>
+      <w:pPr>
+        <w:overflowPunct w:val="0"/>
+        <w:autoSpaceDE w:val="0"/>
+        <w:autoSpaceDN w:val="0"/>
+        <w:adjustRightInd w:val="0"/>
+        <w:spacing w:after="0" w:line="360" w:lineRule="auto"/>
+        <w:textAlignment w:val="baseline"/>
+        <w:rPr>
+          <w:rFonts w:eastAsia="Times New Roman"/>
+          <w:lang w:val="fr-FR"/>
+        </w:rPr>
+      </w:pPr>
+    </w:p>
+    <w:p>
+      <w:pPr>
+        <w:spacing w:line="600" w:lineRule="auto"/>
+        <w:rPr>
+          <w:b/>
+          <w:bCs/>
+          <w:sz w:val="22"/>
+          <w:szCs w:val="22"/>
+          <w:lang w:val="fr-FR"/>
+        </w:rPr>
+      </w:pPr>
+      <w:r>
+        <w:rPr>
+          <w:sz w:val="22"/>
+          <w:szCs w:val="22"/>
+          <w:lang w:val="fr-FR"/>
+        </w:rPr>
+        <w:t xml:space="preserve">Président : </w:t>
+      </w:r>
+      <w:r>
+        <w:rPr>
+          <w:b/>
+          <w:bCs/>
+          <w:sz w:val="24"/>
+          <w:szCs w:val="24"/>
+          <w:lang w:val="fr-FR"/>
+        </w:rPr>
+        <w:t>${</w:t>
+      </w:r>
+      <w:proofErr w:type="spellStart"/>
+      <w:r>
+        <w:rPr>
+          <w:b/>
+          <w:bCs/>
+          <w:sz w:val="24"/>
+          <w:szCs w:val="24"/>
+          <w:lang w:val="fr-FR"/>
+        </w:rPr>
+        <w:t>president</w:t>
+      </w:r>
+      <w:proofErr w:type="spellEnd"/>
+      <w:r>
+        <w:rPr>
+          <w:b/>
+          <w:bCs/>
+          <w:sz w:val="24"/>
+          <w:szCs w:val="24"/>
+          <w:lang w:val="fr-FR"/>
+        </w:rPr>
+        <w:t>}</w:t>
+      </w:r>
+    </w:p>
+    <w:p>
+      <w:pPr>
+        <w:spacing w:line="600" w:lineRule="auto"/>
+        <w:rPr>
+          <w:lang w:val="fr-FR"/>
+        </w:rPr>
+      </w:pPr>
+      <w:r>
+        <w:rPr>
+          <w:sz w:val="22"/>
+          <w:szCs w:val="22"/>
+          <w:lang w:val="fr-FR"/>
+        </w:rPr>
+        <w:t xml:space="preserve">Examinateur : </w:t>
+      </w:r>
+      <w:r>
+        <w:rPr>
+          <w:b/>
+          <w:bCs/>
+          <w:sz w:val="24"/>
+          <w:szCs w:val="24"/>
+          <w:lang w:val="fr-FR"/>
+        </w:rPr>
+        <w:t>${examinateur}</w:t>
+      </w:r>
+    </w:p>
+    <w:p>
+      <w:pPr>
+        <w:spacing w:line="600" w:lineRule="auto"/>
+        <w:rPr>
+          <w:b/>
+          <w:bCs/>
+          <w:sz w:val="22"/>
+          <w:szCs w:val="22"/>
+          <w:lang w:val="fr-FR"/>
+        </w:rPr>
+      </w:pPr>
+      <w:r>
+        <w:rPr>
+          <w:sz w:val="22"/>
+          <w:szCs w:val="22"/>
+          <w:lang w:val="fr-FR"/>
+        </w:rPr>
+        <w:t xml:space="preserve">Directeur de mémoire : </w:t>
+      </w:r>
+      <w:r>
+        <w:rPr>
+          <w:b/>
+          <w:bCs/>
+          <w:sz w:val="24"/>
+          <w:szCs w:val="24"/>
+          <w:lang w:val="fr-FR"/>
+        </w:rPr>
+        <w:t>${directeur}</w:t>
+      </w:r>
+    </w:p>
+    <w:p>
+      <w:pPr>
+        <w:spacing w:line="600" w:lineRule="auto"/>
+        <w:rPr>
+          <w:b/>
+          <w:bCs/>
+          <w:sz w:val="22"/>
+          <w:szCs w:val="22"/>
+          <w:lang w:val="fr-FR"/>
+        </w:rPr>
+      </w:pPr>
+      <w:r>
+        <w:rPr>
+          <w:sz w:val="22"/>
+          <w:szCs w:val="22"/>
+          <w:lang w:val="fr-FR"/>
+        </w:rPr>
+        <w:t xml:space="preserve">Encadreur : </w:t>
+      </w:r>
+      <w:r>
+        <w:rPr>
+          <w:b/>
+          <w:bCs/>
+          <w:sz w:val="24"/>
+          <w:szCs w:val="24"/>
+          <w:lang w:val="fr-FR"/>
+        </w:rPr>
+        <w:t>${encadreur}</w:t>
+      </w:r>
+    </w:p>
+    <w:p>
+      <w:pPr>
+        <w:spacing w:line="600" w:lineRule="auto"/>
+        <w:rPr>
+          <w:lang w:val="fr-FR"/>
+        </w:rPr>
+      </w:pPr>
+      <w:r>
+        <w:rPr>
+          <w:sz w:val="22"/>
+          <w:szCs w:val="22"/>
+          <w:lang w:val="fr-FR"/>
+        </w:rPr>
+        <w:t xml:space="preserve">Maître de stage : </w:t>
+      </w:r>
+      <w:r>
+        <w:rPr>
+          <w:b/>
+          <w:bCs/>
+          <w:sz w:val="24"/>
+          <w:szCs w:val="24"/>
+          <w:lang w:val="fr-FR"/>
+        </w:rPr>
+        <w:t>${</w:t>
+      </w:r>
+      <w:proofErr w:type="spellStart"/>
+      <w:r>
+        <w:rPr>
+          <w:b/>
+          <w:bCs/>
+          <w:sz w:val="24"/>
+          <w:szCs w:val="24"/>
+          <w:lang w:val="fr-FR"/>
+        </w:rPr>
+        <w:t>maitre_stage</w:t>
+      </w:r>
+      <w:proofErr w:type="spellEnd"/>
+      <w:r>
+        <w:rPr>
+          <w:b/>
+          <w:bCs/>
+          <w:sz w:val="24"/>
+          <w:szCs w:val="24"/>
+          <w:lang w:val="fr-FR"/>
+        </w:rPr>
+        <w:t>}</w:t>
+      </w:r>
+      <w:r>
+        <w:rPr>
+          <w:rFonts w:eastAsia="Times New Roman"/>
+          <w:lang w:val="fr-FR"/>
+        </w:rPr>
+        <w:br w:type="page"/>
+      </w:r>
+    </w:p>
+    <w:tbl>
+      <w:tblPr>
+        <w:tblW w:w="0" w:type="auto"/>
+        <w:tblBorders>
+          <w:bottom w:val="single" w:sz="4" w:space="0" w:color="auto"/>
+        </w:tblBorders>
+        <w:tblLayout w:type="fixed"/>
+        <w:tblCellMar>
+          <w:left w:w="70" w:type="dxa"/>
+          <w:right w:w="70" w:type="dxa"/>
+        </w:tblCellMar>
+        <w:tblLook w:val="0000" w:firstRow="0" w:lastRow="0" w:firstColumn="0" w:lastColumn="0" w:noHBand="0" w:noVBand="0"/>
+      </w:tblPr>
+      <w:tblGrid>
+        <w:gridCol w:w="2197"/>
+        <w:gridCol w:w="4677"/>
+        <w:gridCol w:w="2336"/>
+      </w:tblGrid>
+      <w:tr>
+        <w:tc>
+          <w:tcPr>
+            <w:tcW w:w="2197" w:type="dxa"/>
+          </w:tcPr>
+          <w:p>
+            <w:pPr>
+              <w:overflowPunct w:val="0"/>
+              <w:autoSpaceDE w:val="0"/>
+              <w:autoSpaceDN w:val="0"/>
+              <w:adjustRightInd w:val="0"/>
+              <w:spacing w:after="0" w:line="240" w:lineRule="auto"/>
+              <w:textAlignment w:val="baseline"/>
+              <w:rPr>
+                <w:rFonts w:eastAsia="Times New Roman"/>
+                <w:lang w:val="fr-FR"/>
+              </w:rPr>
+            </w:pPr>
+            <w:r>
+              <w:rPr>
+                <w:rFonts w:eastAsia="Times New Roman"/>
+                <w:noProof/>
+                <w:lang w:val="fr-FR"/>
+              </w:rPr>
               <w:drawing>
                 <wp:inline distT="0" distB="0" distL="0" distR="0" wp14:anchorId="2A822FDC" wp14:editId="5F72DEFD">
                   <wp:extent cx="1314450" cy="895350"/>
@@ -2831,7 +3159,7 @@
                           </pic:cNvPicPr>
                         </pic:nvPicPr>
                         <pic:blipFill>
-                          <a:blip r:embed="rId4">
+                          <a:blip r:embed="rId6">
                             <a:extLst>
                               <a:ext uri="{28A0092B-C50C-407E-A947-70E740481C1C}">
                                 <a14:useLocalDpi xmlns:a14="http://schemas.microsoft.com/office/drawing/2010/main" val="0"/>
@@ -2999,7 +3327,7 @@
                           </pic:cNvPicPr>
                         </pic:nvPicPr>
                         <pic:blipFill>
-                          <a:blip r:embed="rId5" cstate="print">
+                          <a:blip r:embed="rId7" cstate="print">
                             <a:extLst>
                               <a:ext uri="{28A0092B-C50C-407E-A947-70E740481C1C}">
                                 <a14:useLocalDpi xmlns:a14="http://schemas.microsoft.com/office/drawing/2010/main" val="0"/>
@@ -3143,13 +3471,35 @@
         <w:textAlignment w:val="baseline"/>
         <w:rPr>
           <w:rFonts w:eastAsia="Times New Roman"/>
-        </w:rPr>
-      </w:pPr>
-      <w:r>
-        <w:rPr>
-          <w:rFonts w:eastAsia="Times New Roman"/>
-        </w:rPr>
-        <w:t xml:space="preserve">DATE : </w:t>
+          <w:b/>
+          <w:bCs/>
+          <w:sz w:val="22"/>
+          <w:szCs w:val="22"/>
+        </w:rPr>
+      </w:pPr>
+      <w:proofErr w:type="gramStart"/>
+      <w:r>
+        <w:rPr>
+          <w:rFonts w:eastAsia="Times New Roman"/>
+        </w:rPr>
+        <w:t>DATE :</w:t>
+      </w:r>
+      <w:proofErr w:type="gramEnd"/>
+      <w:r>
+        <w:rPr>
+          <w:rFonts w:eastAsia="Times New Roman"/>
+        </w:rPr>
+        <w:t xml:space="preserve">  </w:t>
+      </w:r>
+      <w:r>
+        <w:rPr>
+          <w:rFonts w:eastAsia="Times New Roman"/>
+          <w:b/>
+          <w:bCs/>
+          <w:sz w:val="22"/>
+          <w:szCs w:val="22"/>
+        </w:rPr>
+        <w:t>${date_soutenance}</w:t>
       </w:r>
     </w:p>
     <w:p>
@@ -3162,15 +3512,125 @@
         <w:textAlignment w:val="baseline"/>
         <w:rPr>
           <w:rFonts w:eastAsia="Times New Roman"/>
-          <w:lang w:val="fr-FR"/>
-        </w:rPr>
-      </w:pPr>
-      <w:r>
-        <w:rPr>
-          <w:rFonts w:eastAsia="Times New Roman"/>
-          <w:lang w:val="fr-FR"/>
-        </w:rPr>
-        <w:t>NOM ET PRENOMS DE L’IMPETRANT </w:t>
+          <w:b/>
+          <w:bCs/>
+          <w:sz w:val="22"/>
+          <w:szCs w:val="22"/>
+        </w:rPr>
+      </w:pPr>
+    </w:p>
+    <w:p>
+      <w:pPr>
+        <w:overflowPunct w:val="0"/>
+        <w:autoSpaceDE w:val="0"/>
+        <w:autoSpaceDN w:val="0"/>
+        <w:adjustRightInd w:val="0"/>
+        <w:spacing w:after="0" w:line="360" w:lineRule="auto"/>
+        <w:textAlignment w:val="baseline"/>
+        <w:rPr>
+          <w:rFonts w:eastAsia="Times New Roman"/>
+          <w:b/>
+          <w:bCs/>
+          <w:sz w:val="22"/>
+          <w:szCs w:val="22"/>
+        </w:rPr>
+      </w:pPr>
+      <w:proofErr w:type="gramStart"/>
+      <w:r>
+        <w:rPr>
+          <w:rFonts w:eastAsia="Times New Roman"/>
+        </w:rPr>
+        <w:t>THEME :</w:t>
+      </w:r>
+      <w:proofErr w:type="gramEnd"/>
+      <w:r>
+        <w:rPr>
+          <w:rFonts w:eastAsia="Times New Roman"/>
+        </w:rPr>
+        <w:t xml:space="preserve"> </w:t>
+      </w:r>
+      <w:r>
+        <w:rPr>
+          <w:rFonts w:eastAsia="Times New Roman"/>
+          <w:b/>
+          <w:bCs/>
+          <w:sz w:val="22"/>
+          <w:szCs w:val="22"/>
+        </w:rPr>
+        <w:t>${theme}</w:t>
+      </w:r>
+    </w:p>
+    <w:p>
+      <w:pPr>
+        <w:overflowPunct w:val="0"/>
+        <w:autoSpaceDE w:val="0"/>
+        <w:autoSpaceDN w:val="0"/>
+        <w:adjustRightInd w:val="0"/>
+        <w:spacing w:after="0" w:line="360" w:lineRule="auto"/>
+        <w:textAlignment w:val="baseline"/>
+        <w:rPr>
+          <w:rFonts w:eastAsia="Times New Roman"/>
+        </w:rPr>
+      </w:pPr>
+    </w:p>
+    <w:p>
+      <w:pPr>
+        <w:overflowPunct w:val="0"/>
+        <w:autoSpaceDE w:val="0"/>
+        <w:autoSpaceDN w:val="0"/>
+        <w:adjustRightInd w:val="0"/>
+        <w:spacing w:after="0" w:line="360" w:lineRule="auto"/>
+        <w:textAlignment w:val="baseline"/>
+        <w:rPr>
+          <w:rFonts w:eastAsia="Times New Roman"/>
+          <w:b/>
+          <w:bCs/>
+          <w:sz w:val="22"/>
+          <w:szCs w:val="22"/>
+          <w:lang w:val="fr-FR"/>
+        </w:rPr>
+      </w:pPr>
+      <w:r>
+        <w:rPr>
+          <w:rFonts w:eastAsia="Times New Roman"/>
+          <w:lang w:val="fr-FR"/>
+        </w:rPr>
+        <w:t xml:space="preserve">NOM ET PRENOMS DE L’IMPETRANT : </w:t>
+      </w:r>
+      <w:r>
+        <w:rPr>
+          <w:rFonts w:eastAsia="Times New Roman"/>
+          <w:b/>
+          <w:bCs/>
+          <w:sz w:val="22"/>
+          <w:szCs w:val="22"/>
+          <w:lang w:val="fr-FR"/>
+        </w:rPr>
+        <w:t>${</w:t>
+      </w:r>
+      <w:proofErr w:type="spellStart"/>
+      <w:r>
+        <w:rPr>
+          <w:rFonts w:eastAsia="Times New Roman"/>
+          <w:b/>
+          <w:bCs/>
+          <w:sz w:val="22"/>
+          <w:szCs w:val="22"/>
+          <w:lang w:val="fr-FR"/>
+        </w:rPr>
+        <w:t>nom_etudiant</w:t>
+      </w:r>
+      <w:proofErr w:type="spellEnd"/>
+      <w:r>
+        <w:rPr>
+          <w:rFonts w:eastAsia="Times New Roman"/>
+          <w:b/>
+          <w:bCs/>
+          <w:sz w:val="22"/>
+          <w:szCs w:val="22"/>
+          <w:lang w:val="fr-FR"/>
+        </w:rPr>
+        <w:t>}</w:t>
       </w:r>
     </w:p>
     <w:p>
@@ -3237,10 +3697,10 @@
         <w:tblLook w:val="0000" w:firstRow="0" w:lastRow="0" w:firstColumn="0" w:lastColumn="0" w:noHBand="0" w:noVBand="0"/>
       </w:tblPr>
       <w:tblGrid>
-        <w:gridCol w:w="3850"/>
-        <w:gridCol w:w="2160"/>
-        <w:gridCol w:w="1260"/>
-        <w:gridCol w:w="1942"/>
+        <w:gridCol w:w="3145"/>
+        <w:gridCol w:w="2118"/>
+        <w:gridCol w:w="1919"/>
+        <w:gridCol w:w="2030"/>
       </w:tblGrid>
       <w:tr>
         <w:trPr>
@@ -3437,6 +3897,12 @@
                 <w:lang w:val="fr-FR"/>
               </w:rPr>
             </w:pPr>
+            <w:r>
+              <w:rPr>
+                <w:rFonts w:eastAsia="Times New Roman"/>
+              </w:rPr>
+              <w:t>${moyenne_master1}</w:t>
+            </w:r>
           </w:p>
         </w:tc>
         <w:tc>
@@ -3460,9 +3926,8 @@
             <w:r>
               <w:rPr>
                 <w:rFonts w:eastAsia="Times New Roman"/>
-                <w:lang w:val="fr-FR"/>
-              </w:rPr>
-              <w:t>3</w:t>
+              </w:rPr>
+              <w:t>${coef_master1_fc}</w:t>
             </w:r>
           </w:p>
         </w:tc>
@@ -3536,6 +4001,26 @@
                 <w:lang w:val="fr-FR"/>
               </w:rPr>
             </w:pPr>
+            <w:r>
+              <w:rPr>
+                <w:rFonts w:eastAsia="Times New Roman"/>
+              </w:rPr>
+              <w:t>${</w:t>
+            </w:r>
+            <w:proofErr w:type="spellStart"/>
+            <w:r>
+              <w:rPr>
+                <w:rFonts w:eastAsia="Times New Roman"/>
+              </w:rPr>
+              <w:t>note_memoire</w:t>
+            </w:r>
+            <w:proofErr w:type="spellEnd"/>
+            <w:r>
+              <w:rPr>
+                <w:rFonts w:eastAsia="Times New Roman"/>
+              </w:rPr>
+              <w:t>}</w:t>
+            </w:r>
           </w:p>
         </w:tc>
         <w:tc>
@@ -3559,9 +4044,22 @@
             <w:r>
               <w:rPr>
                 <w:rFonts w:eastAsia="Times New Roman"/>
-                <w:lang w:val="fr-FR"/>
-              </w:rPr>
-              <w:t>3</w:t>
+              </w:rPr>
+              <w:t>${</w:t>
+            </w:r>
+            <w:proofErr w:type="spellStart"/>
+            <w:r>
+              <w:rPr>
+                <w:rFonts w:eastAsia="Times New Roman"/>
+              </w:rPr>
+              <w:t>coef_memoire_fc</w:t>
+            </w:r>
+            <w:proofErr w:type="spellEnd"/>
+            <w:r>
+              <w:rPr>
+                <w:rFonts w:eastAsia="Times New Roman"/>
+              </w:rPr>
+              <w:t>}</w:t>
             </w:r>
           </w:p>
         </w:tc>
@@ -3646,9 +4144,26 @@
                 <w:rFonts w:eastAsia="Times New Roman"/>
                 <w:b/>
                 <w:bCs/>
-                <w:lang w:val="fr-FR"/>
-              </w:rPr>
-              <w:t>6</w:t>
+              </w:rPr>
+              <w:t>${</w:t>
+            </w:r>
+            <w:proofErr w:type="spellStart"/>
+            <w:r>
+              <w:rPr>
+                <w:rFonts w:eastAsia="Times New Roman"/>
+                <w:b/>
+                <w:bCs/>
+              </w:rPr>
+              <w:t>total_coef_fc</w:t>
+            </w:r>
+            <w:proofErr w:type="spellEnd"/>
+            <w:r>
+              <w:rPr>
+                <w:rFonts w:eastAsia="Times New Roman"/>
+                <w:b/>
+                <w:bCs/>
+              </w:rPr>
+              <w:t>}</w:t>
             </w:r>
           </w:p>
         </w:tc>
@@ -3746,6 +4261,32 @@
                 <w:rFonts w:eastAsia="Times New Roman"/>
                 <w:b/>
                 <w:bCs/>
+              </w:rPr>
+              <w:t>${</w:t>
+            </w:r>
+            <w:proofErr w:type="spellStart"/>
+            <w:r>
+              <w:rPr>
+                <w:rFonts w:eastAsia="Times New Roman"/>
+                <w:b/>
+                <w:bCs/>
+              </w:rPr>
+              <w:t>note_finale_fc</w:t>
+            </w:r>
+            <w:proofErr w:type="spellEnd"/>
+            <w:r>
+              <w:rPr>
+                <w:rFonts w:eastAsia="Times New Roman"/>
+                <w:b/>
+                <w:bCs/>
+              </w:rPr>
+              <w:t>}</w:t>
+            </w:r>
+            <w:r>
+              <w:rPr>
+                <w:rFonts w:eastAsia="Times New Roman"/>
+                <w:b/>
+                <w:bCs/>
                 <w:lang w:val="fr-FR"/>
               </w:rPr>
               <w:t>/20</w:t>
@@ -3840,57 +4381,92 @@
     </w:p>
     <w:p>
       <w:pPr>
-        <w:rPr>
-          <w:lang w:val="fr-FR"/>
-        </w:rPr>
-      </w:pPr>
-      <w:r>
-        <w:rPr>
+        <w:spacing w:line="600" w:lineRule="auto"/>
+        <w:rPr>
+          <w:b/>
+          <w:bCs/>
           <w:sz w:val="22"/>
           <w:szCs w:val="22"/>
           <w:lang w:val="fr-FR"/>
         </w:rPr>
-        <w:t>Président : ${</w:t>
-      </w:r>
-      <w:proofErr w:type="spellStart"/>
+      </w:pPr>
       <w:r>
         <w:rPr>
           <w:sz w:val="22"/>
           <w:szCs w:val="22"/>
           <w:lang w:val="fr-FR"/>
         </w:rPr>
+        <w:t xml:space="preserve">Président : </w:t>
+      </w:r>
+      <w:r>
+        <w:rPr>
+          <w:b/>
+          <w:bCs/>
+          <w:sz w:val="24"/>
+          <w:szCs w:val="24"/>
+          <w:lang w:val="fr-FR"/>
+        </w:rPr>
+        <w:t>${</w:t>
+      </w:r>
+      <w:proofErr w:type="spellStart"/>
+      <w:r>
+        <w:rPr>
+          <w:b/>
+          <w:bCs/>
+          <w:sz w:val="24"/>
+          <w:szCs w:val="24"/>
+          <w:lang w:val="fr-FR"/>
+        </w:rPr>
         <w:t>president</w:t>
       </w:r>
       <w:proofErr w:type="spellEnd"/>
+      <w:r>
+        <w:rPr>
+          <w:b/>
+          <w:bCs/>
+          <w:sz w:val="24"/>
+          <w:szCs w:val="24"/>
+          <w:lang w:val="fr-FR"/>
+        </w:rPr>
+        <w:t>}</w:t>
+      </w:r>
+    </w:p>
+    <w:p>
+      <w:pPr>
+        <w:spacing w:line="600" w:lineRule="auto"/>
+        <w:rPr>
+          <w:lang w:val="fr-FR"/>
+        </w:rPr>
+      </w:pPr>
       <w:r>
         <w:rPr>
           <w:sz w:val="22"/>
           <w:szCs w:val="22"/>
           <w:lang w:val="fr-FR"/>
         </w:rPr>
-        <w:t>}</w:t>
-      </w:r>
-    </w:p>
-    <w:p>
-      <w:pPr>
-        <w:rPr>
-          <w:lang w:val="fr-FR"/>
-        </w:rPr>
-      </w:pPr>
-      <w:r>
-        <w:rPr>
+        <w:t xml:space="preserve">Examinateur : </w:t>
+      </w:r>
+      <w:r>
+        <w:rPr>
+          <w:b/>
+          <w:bCs/>
+          <w:sz w:val="24"/>
+          <w:szCs w:val="24"/>
+          <w:lang w:val="fr-FR"/>
+        </w:rPr>
+        <w:t>${examinateur}</w:t>
+      </w:r>
+    </w:p>
+    <w:p>
+      <w:pPr>
+        <w:spacing w:line="600" w:lineRule="auto"/>
+        <w:rPr>
+          <w:b/>
+          <w:bCs/>
           <w:sz w:val="22"/>
           <w:szCs w:val="22"/>
           <w:lang w:val="fr-FR"/>
         </w:rPr>
-        <w:t>Examinateur : ${examinateur}</w:t>
-      </w:r>
-    </w:p>
-    <w:p>
-      <w:pPr>
-        <w:rPr>
-          <w:lang w:val="fr-FR"/>
-        </w:rPr>
       </w:pPr>
       <w:r>
         <w:rPr>
@@ -3898,29 +4474,29 @@
           <w:szCs w:val="22"/>
           <w:lang w:val="fr-FR"/>
         </w:rPr>
-        <w:t>Directeur de mémoire : ${directeur}</w:t>
-      </w:r>
-    </w:p>
-    <w:p>
-      <w:pPr>
-        <w:rPr>
-          <w:lang w:val="fr-FR"/>
-        </w:rPr>
-      </w:pPr>
-      <w:r>
-        <w:rPr>
+        <w:t xml:space="preserve">Directeur de mémoire : </w:t>
+      </w:r>
+      <w:r>
+        <w:rPr>
+          <w:b/>
+          <w:bCs/>
+          <w:sz w:val="24"/>
+          <w:szCs w:val="24"/>
+          <w:lang w:val="fr-FR"/>
+        </w:rPr>
+        <w:t>${directeur}</w:t>
+      </w:r>
+    </w:p>
+    <w:p>
+      <w:pPr>
+        <w:spacing w:line="600" w:lineRule="auto"/>
+        <w:rPr>
+          <w:b/>
+          <w:bCs/>
           <w:sz w:val="22"/>
           <w:szCs w:val="22"/>
           <w:lang w:val="fr-FR"/>
         </w:rPr>
-        <w:t>Encadreur : ${encadreur}</w:t>
-      </w:r>
-    </w:p>
-    <w:p>
-      <w:pPr>
-        <w:rPr>
-          <w:lang w:val="fr-FR"/>
-        </w:rPr>
       </w:pPr>
       <w:r>
         <w:rPr>
@@ -3928,57 +4504,100 @@
           <w:szCs w:val="22"/>
           <w:lang w:val="fr-FR"/>
         </w:rPr>
-        <w:t>Maître de stage : ${</w:t>
-      </w:r>
-      <w:proofErr w:type="spellStart"/>
+        <w:t xml:space="preserve">Encadreur : </w:t>
+      </w:r>
+      <w:r>
+        <w:rPr>
+          <w:b/>
+          <w:bCs/>
+          <w:sz w:val="24"/>
+          <w:szCs w:val="24"/>
+          <w:lang w:val="fr-FR"/>
+        </w:rPr>
+        <w:t>${encadreur}</w:t>
+      </w:r>
+    </w:p>
+    <w:p>
+      <w:pPr>
+        <w:rPr>
+          <w:lang w:val="fr-FR"/>
+        </w:rPr>
+      </w:pPr>
       <w:r>
         <w:rPr>
           <w:sz w:val="22"/>
           <w:szCs w:val="22"/>
           <w:lang w:val="fr-FR"/>
         </w:rPr>
+        <w:t xml:space="preserve">Maître de stage : </w:t>
+      </w:r>
+      <w:r>
+        <w:rPr>
+          <w:b/>
+          <w:bCs/>
+          <w:sz w:val="24"/>
+          <w:szCs w:val="24"/>
+          <w:lang w:val="fr-FR"/>
+        </w:rPr>
+        <w:t>${</w:t>
+      </w:r>
+      <w:proofErr w:type="spellStart"/>
+      <w:r>
+        <w:rPr>
+          <w:b/>
+          <w:bCs/>
+          <w:sz w:val="24"/>
+          <w:szCs w:val="24"/>
+          <w:lang w:val="fr-FR"/>
+        </w:rPr>
         <w:t>maitre_stage</w:t>
       </w:r>
       <w:proofErr w:type="spellEnd"/>
       <w:r>
         <w:rPr>
-          <w:sz w:val="22"/>
-          <w:szCs w:val="22"/>
+          <w:b/>
+          <w:bCs/>
+          <w:sz w:val="24"/>
+          <w:szCs w:val="24"/>
           <w:lang w:val="fr-FR"/>
         </w:rPr>
         <w:t>}</w:t>
       </w:r>
     </w:p>
-    <w:p>
-      <w:pPr>
-        <w:overflowPunct w:val="0"/>
-        <w:autoSpaceDE w:val="0"/>
-        <w:autoSpaceDN w:val="0"/>
-        <w:adjustRightInd w:val="0"/>
-        <w:spacing w:after="0" w:line="360" w:lineRule="auto"/>
-        <w:textAlignment w:val="baseline"/>
-        <w:rPr>
-          <w:rFonts w:eastAsia="Times New Roman"/>
-          <w:lang w:val="fr-FR"/>
-        </w:rPr>
-      </w:pPr>
-    </w:p>
-    <w:p>
-      <w:pPr>
-        <w:rPr>
-          <w:lang w:val="fr-FR"/>
-        </w:rPr>
-      </w:pPr>
-    </w:p>
     <w:sectPr>
-      <w:footerReference w:type="even" r:id="rId8"/>
-      <w:footerReference w:type="default" r:id="rId9"/>
+      <w:footerReference w:type="even" r:id="rId10"/>
+      <w:footerReference w:type="default" r:id="rId11"/>
       <w:pgSz w:w="11906" w:h="16838"/>
       <w:pgMar w:top="1417" w:right="1417" w:bottom="1417" w:left="1417" w:header="720" w:footer="720" w:gutter="0"/>
       <w:cols w:space="720"/>
     </w:sectPr>
   </w:body>
 </w:document>
+</file>
+
+<file path=word/endnotes.xml><?xml version="1.0" encoding="utf-8"?>
+<w:endnotes xmlns:wpc="http://schemas.microsoft.com/office/word/2010/wordprocessingCanvas" xmlns:cx="http://schemas.microsoft.com/office/drawing/2014/chartex" xmlns:cx1="http://schemas.microsoft.com/office/drawing/2015/9/8/chartex" xmlns:cx2="http://schemas.microsoft.com/office/drawing/2015/10/21/chartex" xmlns:cx3="http://schemas.microsoft.com/office/drawing/2016/5/9/chartex" xmlns:cx4="http://schemas.microsoft.com/office/drawing/2016/5/10/chartex" xmlns:cx5="http://schemas.microsoft.com/office/drawing/2016/5/11/chartex" xmlns:cx6="http://schemas.microsoft.com/office/drawing/2016/5/12/chartex" xmlns:cx7="http://schemas.microsoft.com/office/drawing/2016/5/13/chartex" xmlns:cx8="http://schemas.microsoft.com/office/drawing/2016/5/14/chartex" xmlns:mc="http://schemas.openxmlformats.org/markup-compatibility/2006" xmlns:aink="http://schemas.microsoft.com/office/drawing/2016/ink" xmlns:am3d="http://schemas.microsoft.com/office/drawing/2017/model3d" xmlns:o="urn:schemas-microsoft-com:office:office" xmlns:oel="http://schemas.microsoft.com/office/2019/extlst" xmlns:r="http://schemas.openxmlformats.org/officeDocument/2006/relationships" xmlns:m="http://schemas.openxmlformats.org/officeDocument/2006/math" xmlns:v="urn:schemas-microsoft-com:vml" xmlns:wp14="http://schemas.microsoft.com/office/word/2010/wordprocessingDrawing" xmlns:wp="http://schemas.openxmlformats.org/drawingml/2006/wordprocessingDrawing" xmlns:w10="urn:schemas-microsoft-com:office:word" xmlns:w="http://schemas.openxmlformats.org/wordprocessingml/2006/main" xmlns:w14="http://schemas.microsoft.com/office/word/2010/wordml" xmlns:w15="http://schemas.microsoft.com/office/word/2012/wordml" xmlns:w16cex="http://schemas.microsoft.com/office/word/2018/wordml/cex" xmlns:w16cid="http://schemas.microsoft.com/office/word/2016/wordml/cid" xmlns:w16="http://schemas.microsoft.com/office/word/2018/wordml" xmlns:w16du="http://schemas.microsoft.com/office/word/2023/wordml/word16du" xmlns:w16sdtdh="http://schemas.microsoft.com/office/word/2020/wordml/sdtdatahash" xmlns:w16se="http://schemas.microsoft.com/office/word/2015/wordml/symex" xmlns:wpg="http://schemas.microsoft.com/office/word/2010/wordprocessingGroup" xmlns:wpi="http://schemas.microsoft.com/office/word/2010/wordprocessingInk" xmlns:wne="http://schemas.microsoft.com/office/word/2006/wordml" xmlns:wps="http://schemas.microsoft.com/office/word/2010/wordprocessingShape" mc:Ignorable="w14 w15 w16se w16cid w16 w16cex w16sdtdh w16du wp14">
+  <w:endnote w:type="separator" w:id="-1">
+    <w:p>
+      <w:pPr>
+        <w:spacing w:after="0" w:line="240" w:lineRule="auto"/>
+      </w:pPr>
+      <w:r>
+        <w:separator/>
+      </w:r>
+    </w:p>
+  </w:endnote>
+  <w:endnote w:type="continuationSeparator" w:id="0">
+    <w:p>
+      <w:pPr>
+        <w:spacing w:after="0" w:line="240" w:lineRule="auto"/>
+      </w:pPr>
+      <w:r>
+        <w:continuationSeparator/>
+      </w:r>
+    </w:p>
+  </w:endnote>
+</w:endnotes>
 </file>
 
 <file path=word/footer1.xml><?xml version="1.0" encoding="utf-8"?>
@@ -4114,6 +4733,31 @@
     </w:pPr>
   </w:p>
 </w:ftr>
+</file>
+
+<file path=word/footnotes.xml><?xml version="1.0" encoding="utf-8"?>
+<w:footnotes xmlns:wpc="http://schemas.microsoft.com/office/word/2010/wordprocessingCanvas" xmlns:cx="http://schemas.microsoft.com/office/drawing/2014/chartex" xmlns:cx1="http://schemas.microsoft.com/office/drawing/2015/9/8/chartex" xmlns:cx2="http://schemas.microsoft.com/office/drawing/2015/10/21/chartex" xmlns:cx3="http://schemas.microsoft.com/office/drawing/2016/5/9/chartex" xmlns:cx4="http://schemas.microsoft.com/office/drawing/2016/5/10/chartex" xmlns:cx5="http://schemas.microsoft.com/office/drawing/2016/5/11/chartex" xmlns:cx6="http://schemas.microsoft.com/office/drawing/2016/5/12/chartex" xmlns:cx7="http://schemas.microsoft.com/office/drawing/2016/5/13/chartex" xmlns:cx8="http://schemas.microsoft.com/office/drawing/2016/5/14/chartex" xmlns:mc="http://schemas.openxmlformats.org/markup-compatibility/2006" xmlns:aink="http://schemas.microsoft.com/office/drawing/2016/ink" xmlns:am3d="http://schemas.microsoft.com/office/drawing/2017/model3d" xmlns:o="urn:schemas-microsoft-com:office:office" xmlns:oel="http://schemas.microsoft.com/office/2019/extlst" xmlns:r="http://schemas.openxmlformats.org/officeDocument/2006/relationships" xmlns:m="http://schemas.openxmlformats.org/officeDocument/2006/math" xmlns:v="urn:schemas-microsoft-com:vml" xmlns:wp14="http://schemas.microsoft.com/office/word/2010/wordprocessingDrawing" xmlns:wp="http://schemas.openxmlformats.org/drawingml/2006/wordprocessingDrawing" xmlns:w10="urn:schemas-microsoft-com:office:word" xmlns:w="http://schemas.openxmlformats.org/wordprocessingml/2006/main" xmlns:w14="http://schemas.microsoft.com/office/word/2010/wordml" xmlns:w15="http://schemas.microsoft.com/office/word/2012/wordml" xmlns:w16cex="http://schemas.microsoft.com/office/word/2018/wordml/cex" xmlns:w16cid="http://schemas.microsoft.com/office/word/2016/wordml/cid" xmlns:w16="http://schemas.microsoft.com/office/word/2018/wordml" xmlns:w16du="http://schemas.microsoft.com/office/word/2023/wordml/word16du" xmlns:w16sdtdh="http://schemas.microsoft.com/office/word/2020/wordml/sdtdatahash" xmlns:w16se="http://schemas.microsoft.com/office/word/2015/wordml/symex" xmlns:wpg="http://schemas.microsoft.com/office/word/2010/wordprocessingGroup" xmlns:wpi="http://schemas.microsoft.com/office/word/2010/wordprocessingInk" xmlns:wne="http://schemas.microsoft.com/office/word/2006/wordml" xmlns:wps="http://schemas.microsoft.com/office/word/2010/wordprocessingShape" mc:Ignorable="w14 w15 w16se w16cid w16 w16cex w16sdtdh w16du wp14">
+  <w:footnote w:type="separator" w:id="-1">
+    <w:p>
+      <w:pPr>
+        <w:spacing w:after="0" w:line="240" w:lineRule="auto"/>
+      </w:pPr>
+      <w:r>
+        <w:separator/>
+      </w:r>
+    </w:p>
+  </w:footnote>
+  <w:footnote w:type="continuationSeparator" w:id="0">
+    <w:p>
+      <w:pPr>
+        <w:spacing w:after="0" w:line="240" w:lineRule="auto"/>
+      </w:pPr>
+      <w:r>
+        <w:continuationSeparator/>
+      </w:r>
+    </w:p>
+  </w:footnote>
+</w:footnotes>
 </file>
 
 <file path=word/styles.xml><?xml version="1.0" encoding="utf-8"?>
@@ -4512,11 +5156,11 @@
   <w:style w:type="paragraph" w:default="1" w:styleId="Normal">
     <w:name w:val="Normal"/>
     <w:qFormat/>
+    <w:rsid w:val="00881225"/>
   </w:style>
   <w:style w:type="character" w:default="1" w:styleId="Policepardfaut">
     <w:name w:val="Default Paragraph Font"/>
     <w:uiPriority w:val="1"/>
-    <w:semiHidden/>
     <w:unhideWhenUsed/>
   </w:style>
   <w:style w:type="table" w:default="1" w:styleId="TableauNormal">
